--- a/шаблон на практику/Задание на нир_итог_Рус.docx
+++ b/шаблон на практику/Задание на нир_итог_Рус.docx
@@ -1,6 +1,6 @@
 
 <file path=word/document.xml><?xml version="1.0" encoding="utf-8"?>
-<w:document xmlns:wpc="http://schemas.microsoft.com/office/word/2010/wordprocessingCanvas" xmlns:mc="http://schemas.openxmlformats.org/markup-compatibility/2006" xmlns:o="urn:schemas-microsoft-com:office:office" xmlns:r="http://schemas.openxmlformats.org/officeDocument/2006/relationships" xmlns:m="http://schemas.openxmlformats.org/officeDocument/2006/math" xmlns:v="urn:schemas-microsoft-com:vml" xmlns:wp14="http://schemas.microsoft.com/office/word/2010/wordprocessingDrawing" xmlns:wp="http://schemas.openxmlformats.org/drawingml/2006/wordprocessingDrawing" xmlns:w10="urn:schemas-microsoft-com:office:word" xmlns:w="http://schemas.openxmlformats.org/wordprocessingml/2006/main" xmlns:w14="http://schemas.microsoft.com/office/word/2010/wordml" xmlns:w15="http://schemas.microsoft.com/office/word/2012/wordml" xmlns:wpg="http://schemas.microsoft.com/office/word/2010/wordprocessingGroup" xmlns:wpi="http://schemas.microsoft.com/office/word/2010/wordprocessingInk" xmlns:wne="http://schemas.microsoft.com/office/word/2006/wordml" xmlns:wps="http://schemas.microsoft.com/office/word/2010/wordprocessingShape" mc:Ignorable="w14 w15 wp14">
+<w:document xmlns:wpc="http://schemas.microsoft.com/office/word/2010/wordprocessingCanvas" xmlns:cx="http://schemas.microsoft.com/office/drawing/2014/chartex" xmlns:cx1="http://schemas.microsoft.com/office/drawing/2015/9/8/chartex" xmlns:cx2="http://schemas.microsoft.com/office/drawing/2015/10/21/chartex" xmlns:cx3="http://schemas.microsoft.com/office/drawing/2016/5/9/chartex" xmlns:cx4="http://schemas.microsoft.com/office/drawing/2016/5/10/chartex" xmlns:cx5="http://schemas.microsoft.com/office/drawing/2016/5/11/chartex" xmlns:cx6="http://schemas.microsoft.com/office/drawing/2016/5/12/chartex" xmlns:cx7="http://schemas.microsoft.com/office/drawing/2016/5/13/chartex" xmlns:cx8="http://schemas.microsoft.com/office/drawing/2016/5/14/chartex" xmlns:mc="http://schemas.openxmlformats.org/markup-compatibility/2006" xmlns:aink="http://schemas.microsoft.com/office/drawing/2016/ink" xmlns:am3d="http://schemas.microsoft.com/office/drawing/2017/model3d" xmlns:o="urn:schemas-microsoft-com:office:office" xmlns:r="http://schemas.openxmlformats.org/officeDocument/2006/relationships" xmlns:m="http://schemas.openxmlformats.org/officeDocument/2006/math" xmlns:v="urn:schemas-microsoft-com:vml" xmlns:wp14="http://schemas.microsoft.com/office/word/2010/wordprocessingDrawing" xmlns:wp="http://schemas.openxmlformats.org/drawingml/2006/wordprocessingDrawing" xmlns:w10="urn:schemas-microsoft-com:office:word" xmlns:w="http://schemas.openxmlformats.org/wordprocessingml/2006/main" xmlns:w14="http://schemas.microsoft.com/office/word/2010/wordml" xmlns:w15="http://schemas.microsoft.com/office/word/2012/wordml" xmlns:w16cex="http://schemas.microsoft.com/office/word/2018/wordml/cex" xmlns:w16cid="http://schemas.microsoft.com/office/word/2016/wordml/cid" xmlns:w16="http://schemas.microsoft.com/office/word/2018/wordml" xmlns:w16sdtdh="http://schemas.microsoft.com/office/word/2020/wordml/sdtdatahash" xmlns:w16se="http://schemas.microsoft.com/office/word/2015/wordml/symex" xmlns:wpg="http://schemas.microsoft.com/office/word/2010/wordprocessingGroup" xmlns:wpi="http://schemas.microsoft.com/office/word/2010/wordprocessingInk" xmlns:wne="http://schemas.microsoft.com/office/word/2006/wordml" xmlns:wps="http://schemas.microsoft.com/office/word/2010/wordprocessingShape" mc:Ignorable="w14 w15 w16se w16cid w16 w16cex w16sdtdh wp14">
   <w:body>
     <w:p>
       <w:pPr>
@@ -39,7 +39,56 @@
           <w:sz w:val="24"/>
           <w:szCs w:val="24"/>
         </w:rPr>
-        <w:t>Автоматизация расчета и оптимизация режимов работы усилителей класса B и RC-цепей с применением ИИ-агентов.</w:t>
+        <w:t xml:space="preserve">Исследование и реализация методики бесшовной верификации бортового ГНСС приемника на базе </w:t>
+      </w:r>
+      <w:proofErr w:type="spellStart"/>
+      <w:r>
+        <w:rPr>
+          <w:rFonts w:ascii="Times New Roman" w:hAnsi="Times New Roman" w:cs="Times New Roman"/>
+          <w:b/>
+          <w:sz w:val="24"/>
+          <w:szCs w:val="24"/>
+          <w:lang w:val="en-US"/>
+        </w:rPr>
+        <w:t>SystemVerilog</w:t>
+      </w:r>
+      <w:proofErr w:type="spellEnd"/>
+      <w:r>
+        <w:rPr>
+          <w:rFonts w:ascii="Times New Roman" w:hAnsi="Times New Roman" w:cs="Times New Roman"/>
+          <w:b/>
+          <w:sz w:val="24"/>
+          <w:szCs w:val="24"/>
+        </w:rPr>
+        <w:t xml:space="preserve"> </w:t>
+      </w:r>
+      <w:r>
+        <w:rPr>
+          <w:rFonts w:ascii="Times New Roman" w:hAnsi="Times New Roman" w:cs="Times New Roman"/>
+          <w:b/>
+          <w:sz w:val="24"/>
+          <w:szCs w:val="24"/>
+        </w:rPr>
+        <w:t xml:space="preserve">и </w:t>
+      </w:r>
+      <w:r>
+        <w:rPr>
+          <w:rFonts w:ascii="Times New Roman" w:hAnsi="Times New Roman" w:cs="Times New Roman"/>
+          <w:b/>
+          <w:sz w:val="24"/>
+          <w:szCs w:val="24"/>
+          <w:lang w:val="en-US"/>
+        </w:rPr>
+        <w:t>C</w:t>
+      </w:r>
+      <w:r>
+        <w:rPr>
+          <w:rFonts w:ascii="Times New Roman" w:hAnsi="Times New Roman" w:cs="Times New Roman"/>
+          <w:b/>
+          <w:sz w:val="24"/>
+          <w:szCs w:val="24"/>
+        </w:rPr>
+        <w:t>++</w:t>
       </w:r>
     </w:p>
     <w:p>
@@ -83,7 +132,31 @@
           <w:sz w:val="24"/>
           <w:szCs w:val="24"/>
         </w:rPr>
-        <w:t>Р.С.</w:t>
+        <w:t>И</w:t>
+      </w:r>
+      <w:r>
+        <w:rPr>
+          <w:rFonts w:ascii="Times New Roman" w:hAnsi="Times New Roman" w:cs="Times New Roman"/>
+          <w:sz w:val="24"/>
+          <w:szCs w:val="24"/>
+        </w:rPr>
+        <w:t>.</w:t>
+      </w:r>
+      <w:r>
+        <w:rPr>
+          <w:rFonts w:ascii="Times New Roman" w:hAnsi="Times New Roman" w:cs="Times New Roman"/>
+          <w:sz w:val="24"/>
+          <w:szCs w:val="24"/>
+        </w:rPr>
+        <w:t>А</w:t>
+      </w:r>
+      <w:r>
+        <w:rPr>
+          <w:rFonts w:ascii="Times New Roman" w:hAnsi="Times New Roman" w:cs="Times New Roman"/>
+          <w:sz w:val="24"/>
+          <w:szCs w:val="24"/>
+        </w:rPr>
+        <w:t>.</w:t>
       </w:r>
       <w:r>
         <w:rPr>
@@ -99,7 +172,7 @@
           <w:sz w:val="24"/>
           <w:szCs w:val="24"/>
         </w:rPr>
-        <w:t>Емельянов</w:t>
+        <w:t>Мартыненко</w:t>
       </w:r>
     </w:p>
     <w:p>
@@ -125,7 +198,7 @@
     </w:p>
     <w:tbl>
       <w:tblPr>
-        <w:tblStyle w:val="a3"/>
+        <w:tblStyle w:val="TableGrid"/>
         <w:tblW w:w="0" w:type="auto"/>
         <w:tblLook w:val="04A0" w:firstRow="1" w:lastRow="0" w:firstColumn="1" w:lastColumn="0" w:noHBand="0" w:noVBand="1"/>
       </w:tblPr>
@@ -137,7 +210,7 @@
       <w:tr>
         <w:tc>
           <w:tcPr>
-            <w:tcW w:w="562" w:type="dxa"/>
+            <w:tcW w:w="561" w:type="dxa"/>
             <w:vAlign w:val="center"/>
           </w:tcPr>
           <w:p>
@@ -163,7 +236,7 @@
         </w:tc>
         <w:tc>
           <w:tcPr>
-            <w:tcW w:w="7341" w:type="dxa"/>
+            <w:tcW w:w="7279" w:type="dxa"/>
             <w:vAlign w:val="center"/>
           </w:tcPr>
           <w:p>
@@ -190,7 +263,7 @@
         </w:tc>
         <w:tc>
           <w:tcPr>
-            <w:tcW w:w="1442" w:type="dxa"/>
+            <w:tcW w:w="1505" w:type="dxa"/>
             <w:vAlign w:val="center"/>
           </w:tcPr>
           <w:p>
@@ -218,94 +291,121 @@
       <w:tr>
         <w:tc>
           <w:tcPr>
-            <w:tcW w:w="562" w:type="dxa"/>
-            <w:vAlign w:val="center"/>
-          </w:tcPr>
-          <w:p>
-            <w:pPr>
-              <w:jc w:val="center"/>
-              <w:rPr>
-                <w:rFonts w:ascii="Times New Roman" w:hAnsi="Times New Roman" w:cs="Times New Roman"/>
-                <w:sz w:val="24"/>
-                <w:szCs w:val="24"/>
-              </w:rPr>
-            </w:pPr>
-          </w:p>
-        </w:tc>
-        <w:tc>
-          <w:tcPr>
-            <w:tcW w:w="7341" w:type="dxa"/>
-            <w:vAlign w:val="center"/>
-          </w:tcPr>
-          <w:p>
-            <w:pPr>
-              <w:jc w:val="center"/>
-              <w:rPr>
-                <w:rFonts w:ascii="Times New Roman" w:hAnsi="Times New Roman" w:cs="Times New Roman"/>
-                <w:sz w:val="24"/>
-                <w:szCs w:val="24"/>
-              </w:rPr>
-            </w:pPr>
-            <w:r>
-              <w:rPr>
-                <w:rFonts w:ascii="Times New Roman" w:hAnsi="Times New Roman" w:cs="Times New Roman"/>
-                <w:sz w:val="24"/>
-                <w:szCs w:val="24"/>
-              </w:rPr>
-              <w:t>Изучение методов автоматизированного р</w:t>
-            </w:r>
-            <w:r>
-              <w:rPr>
-                <w:rFonts w:ascii="Times New Roman" w:hAnsi="Times New Roman" w:cs="Times New Roman"/>
-                <w:sz w:val="24"/>
-                <w:szCs w:val="24"/>
-              </w:rPr>
-              <w:t>асчета схемотехнических решений для усилительного каскада класса B и базовых RC-цепей</w:t>
-            </w:r>
-            <w:r>
-              <w:rPr>
-                <w:rFonts w:ascii="Times New Roman" w:hAnsi="Times New Roman" w:cs="Times New Roman"/>
-                <w:sz w:val="24"/>
-                <w:szCs w:val="24"/>
-              </w:rPr>
-              <w:t>. Цель: повышение КПД и выходной мощности путем алгоритмического подбора номиналов.</w:t>
-            </w:r>
-          </w:p>
-        </w:tc>
-        <w:tc>
-          <w:tcPr>
-            <w:tcW w:w="1442" w:type="dxa"/>
-            <w:vAlign w:val="center"/>
-          </w:tcPr>
-          <w:p>
-            <w:pPr>
-              <w:jc w:val="center"/>
-              <w:rPr>
-                <w:rFonts w:ascii="Times New Roman" w:hAnsi="Times New Roman" w:cs="Times New Roman"/>
-                <w:sz w:val="24"/>
-                <w:szCs w:val="24"/>
-              </w:rPr>
-            </w:pPr>
-          </w:p>
-        </w:tc>
-        <w:bookmarkStart w:id="0" w:name="_GoBack"/>
-        <w:bookmarkEnd w:id="0"/>
+            <w:tcW w:w="561" w:type="dxa"/>
+            <w:vAlign w:val="center"/>
+          </w:tcPr>
+          <w:p>
+            <w:pPr>
+              <w:jc w:val="center"/>
+              <w:rPr>
+                <w:rFonts w:ascii="Times New Roman" w:hAnsi="Times New Roman" w:cs="Times New Roman"/>
+                <w:sz w:val="24"/>
+                <w:szCs w:val="24"/>
+              </w:rPr>
+            </w:pPr>
+          </w:p>
+        </w:tc>
+        <w:tc>
+          <w:tcPr>
+            <w:tcW w:w="7279" w:type="dxa"/>
+            <w:vAlign w:val="center"/>
+          </w:tcPr>
+          <w:p>
+            <w:pPr>
+              <w:jc w:val="center"/>
+              <w:rPr>
+                <w:rFonts w:ascii="Times New Roman" w:hAnsi="Times New Roman" w:cs="Times New Roman"/>
+                <w:sz w:val="24"/>
+                <w:szCs w:val="24"/>
+              </w:rPr>
+            </w:pPr>
+            <w:r>
+              <w:rPr>
+                <w:rFonts w:ascii="Times New Roman" w:hAnsi="Times New Roman" w:cs="Times New Roman"/>
+                <w:sz w:val="24"/>
+                <w:szCs w:val="24"/>
+              </w:rPr>
+              <w:t xml:space="preserve">Цель: </w:t>
+            </w:r>
+            <w:r>
+              <w:rPr>
+                <w:rFonts w:ascii="Times New Roman" w:hAnsi="Times New Roman" w:cs="Times New Roman"/>
+                <w:sz w:val="24"/>
+                <w:szCs w:val="24"/>
+              </w:rPr>
+              <w:t xml:space="preserve">Разработка и верификация аппаратно-программного тракта цифровой обработки и слежения за навигационными сигналами с использованием </w:t>
+            </w:r>
+            <w:proofErr w:type="spellStart"/>
+            <w:r>
+              <w:rPr>
+                <w:rFonts w:ascii="Times New Roman" w:hAnsi="Times New Roman" w:cs="Times New Roman"/>
+                <w:sz w:val="24"/>
+                <w:szCs w:val="24"/>
+              </w:rPr>
+              <w:t>вендерно</w:t>
+            </w:r>
+            <w:proofErr w:type="spellEnd"/>
+            <w:r>
+              <w:rPr>
+                <w:rFonts w:ascii="Times New Roman" w:hAnsi="Times New Roman" w:cs="Times New Roman"/>
+                <w:sz w:val="24"/>
+                <w:szCs w:val="24"/>
+              </w:rPr>
+              <w:t xml:space="preserve">-независимого </w:t>
+            </w:r>
+            <w:proofErr w:type="spellStart"/>
+            <w:r>
+              <w:rPr>
+                <w:rFonts w:ascii="Times New Roman" w:hAnsi="Times New Roman" w:cs="Times New Roman"/>
+                <w:sz w:val="24"/>
+                <w:szCs w:val="24"/>
+              </w:rPr>
+              <w:t>инстурментария</w:t>
+            </w:r>
+            <w:proofErr w:type="spellEnd"/>
+            <w:r>
+              <w:rPr>
+                <w:rFonts w:ascii="Times New Roman" w:hAnsi="Times New Roman" w:cs="Times New Roman"/>
+                <w:sz w:val="24"/>
+                <w:szCs w:val="24"/>
+              </w:rPr>
+              <w:t xml:space="preserve"> сквозного моделирования  </w:t>
+            </w:r>
+          </w:p>
+        </w:tc>
+        <w:tc>
+          <w:tcPr>
+            <w:tcW w:w="1505" w:type="dxa"/>
+            <w:vAlign w:val="center"/>
+          </w:tcPr>
+          <w:p>
+            <w:pPr>
+              <w:jc w:val="center"/>
+              <w:rPr>
+                <w:rFonts w:ascii="Times New Roman" w:hAnsi="Times New Roman" w:cs="Times New Roman"/>
+                <w:sz w:val="24"/>
+                <w:szCs w:val="24"/>
+              </w:rPr>
+            </w:pPr>
+          </w:p>
+        </w:tc>
       </w:tr>
       <w:tr>
         <w:tc>
           <w:tcPr>
-            <w:tcW w:w="562" w:type="dxa"/>
-            <w:vAlign w:val="center"/>
-          </w:tcPr>
-          <w:p>
-            <w:pPr>
-              <w:jc w:val="center"/>
-              <w:rPr>
-                <w:rFonts w:ascii="Times New Roman" w:hAnsi="Times New Roman" w:cs="Times New Roman"/>
-                <w:sz w:val="24"/>
-                <w:szCs w:val="24"/>
-              </w:rPr>
-            </w:pPr>
+            <w:tcW w:w="561" w:type="dxa"/>
+            <w:vAlign w:val="center"/>
+          </w:tcPr>
+          <w:p>
+            <w:pPr>
+              <w:jc w:val="center"/>
+              <w:rPr>
+                <w:rFonts w:ascii="Times New Roman" w:hAnsi="Times New Roman" w:cs="Times New Roman"/>
+                <w:sz w:val="24"/>
+                <w:szCs w:val="24"/>
+              </w:rPr>
+            </w:pPr>
+            <w:proofErr w:type="spellStart"/>
             <w:r>
               <w:rPr>
                 <w:rFonts w:ascii="Times New Roman" w:hAnsi="Times New Roman" w:cs="Times New Roman"/>
@@ -318,55 +418,66 @@
         </w:tc>
         <w:tc>
           <w:tcPr>
-            <w:tcW w:w="7341" w:type="dxa"/>
-            <w:vAlign w:val="center"/>
-          </w:tcPr>
-          <w:p>
-            <w:pPr>
-              <w:jc w:val="center"/>
-              <w:rPr>
-                <w:rFonts w:ascii="Times New Roman" w:hAnsi="Times New Roman" w:cs="Times New Roman"/>
-                <w:sz w:val="24"/>
-                <w:szCs w:val="24"/>
-              </w:rPr>
-            </w:pPr>
-            <w:r>
-              <w:rPr>
-                <w:rFonts w:ascii="Times New Roman" w:hAnsi="Times New Roman" w:cs="Times New Roman"/>
-                <w:sz w:val="24"/>
-                <w:szCs w:val="24"/>
-              </w:rPr>
-              <w:t xml:space="preserve">Построение теоретических графиков для </w:t>
-            </w:r>
-            <w:r>
-              <w:rPr>
-                <w:rFonts w:ascii="Times New Roman" w:hAnsi="Times New Roman" w:cs="Times New Roman"/>
-                <w:sz w:val="24"/>
-                <w:szCs w:val="24"/>
-              </w:rPr>
-              <w:t xml:space="preserve">усилителей класса B, </w:t>
-            </w:r>
-            <w:r>
-              <w:rPr>
-                <w:rFonts w:ascii="Times New Roman" w:hAnsi="Times New Roman" w:cs="Times New Roman"/>
-                <w:sz w:val="24"/>
-                <w:szCs w:val="24"/>
-              </w:rPr>
-              <w:t>и в</w:t>
-            </w:r>
-            <w:r>
-              <w:rPr>
-                <w:rFonts w:ascii="Times New Roman" w:hAnsi="Times New Roman" w:cs="Times New Roman"/>
-                <w:sz w:val="24"/>
-                <w:szCs w:val="24"/>
-              </w:rPr>
-              <w:t xml:space="preserve"> RC-цепях.</w:t>
-            </w:r>
-          </w:p>
-        </w:tc>
-        <w:tc>
-          <w:tcPr>
-            <w:tcW w:w="1442" w:type="dxa"/>
+            <w:tcW w:w="7279" w:type="dxa"/>
+            <w:vAlign w:val="center"/>
+          </w:tcPr>
+          <w:p>
+            <w:pPr>
+              <w:jc w:val="center"/>
+              <w:rPr>
+                <w:rFonts w:ascii="Times New Roman" w:hAnsi="Times New Roman" w:cs="Times New Roman"/>
+                <w:sz w:val="24"/>
+                <w:szCs w:val="24"/>
+              </w:rPr>
+            </w:pPr>
+            <w:proofErr w:type="spellEnd"/>
+            <w:r>
+              <w:rPr>
+                <w:rFonts w:ascii="Times New Roman" w:hAnsi="Times New Roman" w:cs="Times New Roman"/>
+                <w:sz w:val="24"/>
+                <w:szCs w:val="24"/>
+              </w:rPr>
+              <w:t>Анализ стандартов радиосигналов ГНСС (GPS L1 C/A) и проектирование синтезируемой RTL-модели цифрового канала слежения</w:t>
+            </w:r>
+            <w:r>
+              <w:rPr>
+                <w:rFonts w:ascii="Times New Roman" w:hAnsi="Times New Roman" w:cs="Times New Roman"/>
+                <w:sz w:val="24"/>
+                <w:szCs w:val="24"/>
+              </w:rPr>
+              <w:t xml:space="preserve"> </w:t>
+            </w:r>
+            <w:r>
+              <w:rPr>
+                <w:rFonts w:ascii="Times New Roman" w:hAnsi="Times New Roman" w:cs="Times New Roman"/>
+                <w:sz w:val="24"/>
+                <w:szCs w:val="24"/>
+              </w:rPr>
+              <w:t xml:space="preserve">на </w:t>
+            </w:r>
+            <w:proofErr w:type="spellStart"/>
+            <w:r>
+              <w:rPr>
+                <w:rFonts w:ascii="Times New Roman" w:hAnsi="Times New Roman" w:cs="Times New Roman"/>
+                <w:sz w:val="24"/>
+                <w:szCs w:val="24"/>
+              </w:rPr>
+              <w:t>SystemVerilog</w:t>
+            </w:r>
+            <w:proofErr w:type="spellEnd"/>
+            <w:r>
+              <w:rPr>
+                <w:rFonts w:ascii="Times New Roman" w:hAnsi="Times New Roman" w:cs="Times New Roman"/>
+                <w:sz w:val="24"/>
+                <w:szCs w:val="24"/>
+              </w:rPr>
+              <w:t>.</w:t>
+            </w:r>
+          </w:p>
+        </w:tc>
+        <w:tc>
+          <w:tcPr>
+            <w:tcW w:w="1505" w:type="dxa"/>
             <w:vAlign w:val="center"/>
           </w:tcPr>
           <w:p>
@@ -402,7 +513,7 @@
       <w:tr>
         <w:tc>
           <w:tcPr>
-            <w:tcW w:w="562" w:type="dxa"/>
+            <w:tcW w:w="561" w:type="dxa"/>
             <w:vAlign w:val="center"/>
           </w:tcPr>
           <w:p>
@@ -426,67 +537,49 @@
         </w:tc>
         <w:tc>
           <w:tcPr>
-            <w:tcW w:w="7341" w:type="dxa"/>
-            <w:vAlign w:val="center"/>
-          </w:tcPr>
-          <w:p>
-            <w:pPr>
-              <w:jc w:val="center"/>
-              <w:rPr>
-                <w:rFonts w:ascii="Times New Roman" w:hAnsi="Times New Roman" w:cs="Times New Roman"/>
-                <w:sz w:val="24"/>
-                <w:szCs w:val="24"/>
-              </w:rPr>
-            </w:pPr>
-            <w:r>
-              <w:rPr>
-                <w:rFonts w:ascii="Times New Roman" w:hAnsi="Times New Roman" w:cs="Times New Roman"/>
-                <w:sz w:val="24"/>
-                <w:szCs w:val="24"/>
-              </w:rPr>
-              <w:t xml:space="preserve">Расчет теоретических данных для усилителя </w:t>
-            </w:r>
-            <w:proofErr w:type="gramStart"/>
-            <w:r>
-              <w:rPr>
-                <w:rFonts w:ascii="Times New Roman" w:hAnsi="Times New Roman" w:cs="Times New Roman"/>
-                <w:sz w:val="24"/>
-                <w:szCs w:val="24"/>
-              </w:rPr>
-              <w:t>В класса</w:t>
-            </w:r>
-            <w:proofErr w:type="gramEnd"/>
-          </w:p>
-        </w:tc>
-        <w:tc>
-          <w:tcPr>
-            <w:tcW w:w="1442" w:type="dxa"/>
-            <w:vAlign w:val="center"/>
-          </w:tcPr>
-          <w:p>
-            <w:pPr>
-              <w:jc w:val="center"/>
-              <w:rPr>
-                <w:rFonts w:ascii="Times New Roman" w:hAnsi="Times New Roman" w:cs="Times New Roman"/>
-                <w:sz w:val="24"/>
-                <w:szCs w:val="24"/>
-              </w:rPr>
-            </w:pPr>
-            <w:r>
-              <w:rPr>
-                <w:rFonts w:ascii="Times New Roman" w:hAnsi="Times New Roman" w:cs="Times New Roman"/>
-                <w:sz w:val="24"/>
-                <w:szCs w:val="24"/>
-              </w:rPr>
-              <w:t>2</w:t>
-            </w:r>
-            <w:r>
-              <w:rPr>
-                <w:rFonts w:ascii="Times New Roman" w:hAnsi="Times New Roman" w:cs="Times New Roman"/>
-                <w:sz w:val="24"/>
-                <w:szCs w:val="24"/>
-              </w:rPr>
-              <w:t xml:space="preserve"> </w:t>
+            <w:tcW w:w="7279" w:type="dxa"/>
+            <w:vAlign w:val="center"/>
+          </w:tcPr>
+          <w:p>
+            <w:pPr>
+              <w:jc w:val="center"/>
+              <w:rPr>
+                <w:rFonts w:ascii="Times New Roman" w:hAnsi="Times New Roman" w:cs="Times New Roman"/>
+                <w:sz w:val="24"/>
+                <w:szCs w:val="24"/>
+              </w:rPr>
+            </w:pPr>
+            <w:r>
+              <w:rPr>
+                <w:rFonts w:ascii="Times New Roman" w:hAnsi="Times New Roman" w:cs="Times New Roman"/>
+                <w:sz w:val="24"/>
+                <w:szCs w:val="24"/>
+              </w:rPr>
+              <w:t>Разработка алгоритма и программного модуля быстрого параллельного поиска сигналов по задержке и доплеровской частот</w:t>
+            </w:r>
+          </w:p>
+        </w:tc>
+        <w:tc>
+          <w:tcPr>
+            <w:tcW w:w="1505" w:type="dxa"/>
+            <w:vAlign w:val="center"/>
+          </w:tcPr>
+          <w:p>
+            <w:pPr>
+              <w:jc w:val="center"/>
+              <w:rPr>
+                <w:rFonts w:ascii="Times New Roman" w:hAnsi="Times New Roman" w:cs="Times New Roman"/>
+                <w:sz w:val="24"/>
+                <w:szCs w:val="24"/>
+              </w:rPr>
+            </w:pPr>
+            <w:r>
+              <w:rPr>
+                <w:rFonts w:ascii="Times New Roman" w:hAnsi="Times New Roman" w:cs="Times New Roman"/>
+                <w:sz w:val="24"/>
+                <w:szCs w:val="24"/>
+              </w:rPr>
+              <w:t xml:space="preserve">2 </w:t>
             </w:r>
             <w:proofErr w:type="spellStart"/>
             <w:r>
@@ -504,7 +597,7 @@
       <w:tr>
         <w:tc>
           <w:tcPr>
-            <w:tcW w:w="562" w:type="dxa"/>
+            <w:tcW w:w="561" w:type="dxa"/>
             <w:vAlign w:val="center"/>
           </w:tcPr>
           <w:p>
@@ -528,57 +621,67 @@
         </w:tc>
         <w:tc>
           <w:tcPr>
-            <w:tcW w:w="7341" w:type="dxa"/>
-            <w:vAlign w:val="center"/>
-          </w:tcPr>
-          <w:p>
-            <w:pPr>
-              <w:jc w:val="center"/>
-              <w:rPr>
-                <w:rFonts w:ascii="Times New Roman" w:hAnsi="Times New Roman" w:cs="Times New Roman"/>
-                <w:sz w:val="24"/>
-                <w:szCs w:val="24"/>
-              </w:rPr>
-            </w:pPr>
-            <w:r>
-              <w:rPr>
-                <w:rFonts w:ascii="Times New Roman" w:hAnsi="Times New Roman" w:cs="Times New Roman"/>
-                <w:sz w:val="24"/>
-                <w:szCs w:val="24"/>
-              </w:rPr>
-              <w:t>Разработка алгоритма для расчета параметров RC-цепей с использованием ИИ-агента.</w:t>
-            </w:r>
-          </w:p>
-        </w:tc>
-        <w:tc>
-          <w:tcPr>
-            <w:tcW w:w="1442" w:type="dxa"/>
-            <w:vAlign w:val="center"/>
-          </w:tcPr>
-          <w:p>
-            <w:pPr>
-              <w:jc w:val="center"/>
-              <w:rPr>
-                <w:rFonts w:ascii="Times New Roman" w:hAnsi="Times New Roman" w:cs="Times New Roman"/>
-                <w:sz w:val="24"/>
-                <w:szCs w:val="24"/>
-              </w:rPr>
-            </w:pPr>
-            <w:r>
-              <w:rPr>
-                <w:rFonts w:ascii="Times New Roman" w:hAnsi="Times New Roman" w:cs="Times New Roman"/>
-                <w:sz w:val="24"/>
-                <w:szCs w:val="24"/>
-              </w:rPr>
-              <w:t>3</w:t>
-            </w:r>
-            <w:r>
-              <w:rPr>
-                <w:rFonts w:ascii="Times New Roman" w:hAnsi="Times New Roman" w:cs="Times New Roman"/>
-                <w:sz w:val="24"/>
-                <w:szCs w:val="24"/>
-              </w:rPr>
-              <w:t xml:space="preserve"> </w:t>
+            <w:tcW w:w="7279" w:type="dxa"/>
+            <w:vAlign w:val="center"/>
+          </w:tcPr>
+          <w:p>
+            <w:pPr>
+              <w:jc w:val="center"/>
+              <w:rPr>
+                <w:rFonts w:ascii="Times New Roman" w:hAnsi="Times New Roman" w:cs="Times New Roman"/>
+                <w:sz w:val="24"/>
+                <w:szCs w:val="24"/>
+              </w:rPr>
+            </w:pPr>
+            <w:r>
+              <w:rPr>
+                <w:rFonts w:ascii="Times New Roman" w:hAnsi="Times New Roman" w:cs="Times New Roman"/>
+                <w:sz w:val="24"/>
+                <w:szCs w:val="24"/>
+              </w:rPr>
+              <w:t xml:space="preserve">Проектирование контуров точной подстройки и фазовой/кодовой синхронизации (дискриминаторы DLL, PLL и фильтр </w:t>
+            </w:r>
+            <w:proofErr w:type="spellStart"/>
+            <w:r>
+              <w:rPr>
+                <w:rFonts w:ascii="Times New Roman" w:hAnsi="Times New Roman" w:cs="Times New Roman"/>
+                <w:sz w:val="24"/>
+                <w:szCs w:val="24"/>
+              </w:rPr>
+              <w:t>Калмана</w:t>
+            </w:r>
+            <w:proofErr w:type="spellEnd"/>
+            <w:r>
+              <w:rPr>
+                <w:rFonts w:ascii="Times New Roman" w:hAnsi="Times New Roman" w:cs="Times New Roman"/>
+                <w:sz w:val="24"/>
+                <w:szCs w:val="24"/>
+              </w:rPr>
+              <w:t xml:space="preserve"> EKF).</w:t>
+            </w:r>
+          </w:p>
+        </w:tc>
+        <w:tc>
+          <w:tcPr>
+            <w:tcW w:w="1505" w:type="dxa"/>
+            <w:vAlign w:val="center"/>
+          </w:tcPr>
+          <w:p>
+            <w:pPr>
+              <w:jc w:val="center"/>
+              <w:rPr>
+                <w:rFonts w:ascii="Times New Roman" w:hAnsi="Times New Roman" w:cs="Times New Roman"/>
+                <w:sz w:val="24"/>
+                <w:szCs w:val="24"/>
+              </w:rPr>
+            </w:pPr>
+            <w:r>
+              <w:rPr>
+                <w:rFonts w:ascii="Times New Roman" w:hAnsi="Times New Roman" w:cs="Times New Roman"/>
+                <w:sz w:val="24"/>
+                <w:szCs w:val="24"/>
+              </w:rPr>
+              <w:t xml:space="preserve">3 </w:t>
             </w:r>
             <w:proofErr w:type="spellStart"/>
             <w:r>
@@ -596,7 +699,7 @@
       <w:tr>
         <w:tc>
           <w:tcPr>
-            <w:tcW w:w="562" w:type="dxa"/>
+            <w:tcW w:w="561" w:type="dxa"/>
             <w:vAlign w:val="center"/>
           </w:tcPr>
           <w:p>
@@ -620,81 +723,49 @@
         </w:tc>
         <w:tc>
           <w:tcPr>
-            <w:tcW w:w="7341" w:type="dxa"/>
-            <w:vAlign w:val="center"/>
-          </w:tcPr>
-          <w:p>
-            <w:pPr>
-              <w:jc w:val="center"/>
-              <w:rPr>
-                <w:rFonts w:ascii="Times New Roman" w:hAnsi="Times New Roman" w:cs="Times New Roman"/>
-                <w:sz w:val="24"/>
-                <w:szCs w:val="24"/>
-              </w:rPr>
-            </w:pPr>
-            <w:r>
-              <w:rPr>
-                <w:rFonts w:ascii="Times New Roman" w:hAnsi="Times New Roman" w:cs="Times New Roman"/>
-                <w:sz w:val="24"/>
-                <w:szCs w:val="24"/>
-              </w:rPr>
-              <w:t>Разработка алгоритма для расчета параметров RC-цепей с использованием ИИ-агента</w:t>
-            </w:r>
-            <w:r>
-              <w:rPr>
-                <w:rFonts w:ascii="Times New Roman" w:hAnsi="Times New Roman" w:cs="Times New Roman"/>
-                <w:sz w:val="24"/>
-                <w:szCs w:val="24"/>
-              </w:rPr>
-              <w:t xml:space="preserve"> </w:t>
-            </w:r>
-            <w:r>
-              <w:rPr>
-                <w:rFonts w:ascii="Times New Roman" w:hAnsi="Times New Roman" w:cs="Times New Roman"/>
-                <w:sz w:val="24"/>
-                <w:szCs w:val="24"/>
-              </w:rPr>
-              <w:t>с возможностью автоматического изменения параметров схемы</w:t>
-            </w:r>
-            <w:r>
-              <w:rPr>
-                <w:rFonts w:ascii="Times New Roman" w:hAnsi="Times New Roman" w:cs="Times New Roman"/>
-                <w:sz w:val="24"/>
-                <w:szCs w:val="24"/>
-              </w:rPr>
-              <w:t>.</w:t>
-            </w:r>
-          </w:p>
-        </w:tc>
-        <w:tc>
-          <w:tcPr>
-            <w:tcW w:w="1442" w:type="dxa"/>
-            <w:vAlign w:val="center"/>
-          </w:tcPr>
-          <w:p>
-            <w:pPr>
-              <w:jc w:val="center"/>
-              <w:rPr>
-                <w:rFonts w:ascii="Times New Roman" w:hAnsi="Times New Roman" w:cs="Times New Roman"/>
-                <w:sz w:val="24"/>
-                <w:szCs w:val="24"/>
-              </w:rPr>
-            </w:pPr>
-            <w:r>
-              <w:rPr>
-                <w:rFonts w:ascii="Times New Roman" w:hAnsi="Times New Roman" w:cs="Times New Roman"/>
-                <w:sz w:val="24"/>
-                <w:szCs w:val="24"/>
-              </w:rPr>
-              <w:t>4</w:t>
-            </w:r>
-            <w:r>
-              <w:rPr>
-                <w:rFonts w:ascii="Times New Roman" w:hAnsi="Times New Roman" w:cs="Times New Roman"/>
-                <w:sz w:val="24"/>
-                <w:szCs w:val="24"/>
-              </w:rPr>
-              <w:t xml:space="preserve"> </w:t>
+            <w:tcW w:w="7279" w:type="dxa"/>
+            <w:vAlign w:val="center"/>
+          </w:tcPr>
+          <w:p>
+            <w:pPr>
+              <w:jc w:val="center"/>
+              <w:rPr>
+                <w:rFonts w:ascii="Times New Roman" w:hAnsi="Times New Roman" w:cs="Times New Roman"/>
+                <w:sz w:val="24"/>
+                <w:szCs w:val="24"/>
+              </w:rPr>
+            </w:pPr>
+            <w:r>
+              <w:rPr>
+                <w:rFonts w:ascii="Times New Roman" w:hAnsi="Times New Roman" w:cs="Times New Roman"/>
+                <w:sz w:val="24"/>
+                <w:szCs w:val="24"/>
+              </w:rPr>
+              <w:t>Разработка генератора тестовых радиосигналов промежуточной частоты (IF) с моделированием динамики доплеровского сдвига и шумов AWGN на C++</w:t>
+            </w:r>
+          </w:p>
+        </w:tc>
+        <w:tc>
+          <w:tcPr>
+            <w:tcW w:w="1505" w:type="dxa"/>
+            <w:vAlign w:val="center"/>
+          </w:tcPr>
+          <w:p>
+            <w:pPr>
+              <w:jc w:val="center"/>
+              <w:rPr>
+                <w:rFonts w:ascii="Times New Roman" w:hAnsi="Times New Roman" w:cs="Times New Roman"/>
+                <w:sz w:val="24"/>
+                <w:szCs w:val="24"/>
+              </w:rPr>
+            </w:pPr>
+            <w:r>
+              <w:rPr>
+                <w:rFonts w:ascii="Times New Roman" w:hAnsi="Times New Roman" w:cs="Times New Roman"/>
+                <w:sz w:val="24"/>
+                <w:szCs w:val="24"/>
+              </w:rPr>
+              <w:t xml:space="preserve">4 </w:t>
             </w:r>
             <w:proofErr w:type="spellStart"/>
             <w:r>
@@ -712,7 +783,7 @@
       <w:tr>
         <w:tc>
           <w:tcPr>
-            <w:tcW w:w="562" w:type="dxa"/>
+            <w:tcW w:w="561" w:type="dxa"/>
             <w:vAlign w:val="center"/>
           </w:tcPr>
           <w:p>
@@ -736,50 +807,25 @@
         </w:tc>
         <w:tc>
           <w:tcPr>
-            <w:tcW w:w="7341" w:type="dxa"/>
-            <w:vAlign w:val="center"/>
-          </w:tcPr>
-          <w:p>
-            <w:pPr>
-              <w:jc w:val="center"/>
-              <w:rPr>
-                <w:rFonts w:ascii="Times New Roman" w:hAnsi="Times New Roman" w:cs="Times New Roman"/>
-                <w:sz w:val="24"/>
-                <w:szCs w:val="24"/>
-              </w:rPr>
-            </w:pPr>
-            <w:r>
-              <w:rPr>
-                <w:rFonts w:ascii="Times New Roman" w:hAnsi="Times New Roman" w:cs="Times New Roman"/>
-                <w:sz w:val="24"/>
-                <w:szCs w:val="24"/>
-              </w:rPr>
-              <w:t>Разработка алгоритма для расчета параметров RC-цепей с использованием ИИ-агента</w:t>
-            </w:r>
-            <w:r>
-              <w:rPr>
-                <w:rFonts w:ascii="Times New Roman" w:hAnsi="Times New Roman" w:cs="Times New Roman"/>
-                <w:sz w:val="24"/>
-                <w:szCs w:val="24"/>
-              </w:rPr>
-              <w:t xml:space="preserve"> с выводом графиков в </w:t>
-            </w:r>
-            <w:r>
-              <w:rPr>
-                <w:rFonts w:ascii="Times New Roman" w:hAnsi="Times New Roman" w:cs="Times New Roman"/>
-                <w:sz w:val="24"/>
-                <w:szCs w:val="24"/>
-                <w:lang w:val="en-US"/>
-              </w:rPr>
-              <w:t>Octave</w:t>
-            </w:r>
-            <w:r>
-              <w:rPr>
-                <w:rFonts w:ascii="Times New Roman" w:hAnsi="Times New Roman" w:cs="Times New Roman"/>
-                <w:sz w:val="24"/>
-                <w:szCs w:val="24"/>
-              </w:rPr>
-              <w:t xml:space="preserve"> (</w:t>
+            <w:tcW w:w="7279" w:type="dxa"/>
+            <w:vAlign w:val="center"/>
+          </w:tcPr>
+          <w:p>
+            <w:pPr>
+              <w:jc w:val="center"/>
+              <w:rPr>
+                <w:rFonts w:ascii="Times New Roman" w:hAnsi="Times New Roman" w:cs="Times New Roman"/>
+                <w:sz w:val="24"/>
+                <w:szCs w:val="24"/>
+              </w:rPr>
+            </w:pPr>
+            <w:r>
+              <w:rPr>
+                <w:rFonts w:ascii="Times New Roman" w:hAnsi="Times New Roman" w:cs="Times New Roman"/>
+                <w:sz w:val="24"/>
+                <w:szCs w:val="24"/>
+              </w:rPr>
+              <w:t xml:space="preserve">Развертывание среды сквозного моделирования и компиляции RTL-моделей в C++ классы на базе </w:t>
             </w:r>
             <w:proofErr w:type="spellStart"/>
             <w:r>
@@ -787,9 +833,8 @@
                 <w:rFonts w:ascii="Times New Roman" w:hAnsi="Times New Roman" w:cs="Times New Roman"/>
                 <w:sz w:val="24"/>
                 <w:szCs w:val="24"/>
-                <w:lang w:val="en-US"/>
-              </w:rPr>
-              <w:t>matlab</w:t>
+              </w:rPr>
+              <w:t>Verilator</w:t>
             </w:r>
             <w:proofErr w:type="spellEnd"/>
             <w:r>
@@ -798,63 +843,49 @@
                 <w:sz w:val="24"/>
                 <w:szCs w:val="24"/>
               </w:rPr>
-              <w:t>)</w:t>
-            </w:r>
-            <w:r>
-              <w:rPr>
-                <w:rFonts w:ascii="Times New Roman" w:hAnsi="Times New Roman" w:cs="Times New Roman"/>
-                <w:sz w:val="24"/>
-                <w:szCs w:val="24"/>
-              </w:rPr>
-              <w:t xml:space="preserve"> и</w:t>
-            </w:r>
-            <w:r>
-              <w:rPr>
-                <w:rFonts w:ascii="Times New Roman" w:hAnsi="Times New Roman" w:cs="Times New Roman"/>
-                <w:sz w:val="24"/>
-                <w:szCs w:val="24"/>
-              </w:rPr>
-              <w:t xml:space="preserve"> </w:t>
-            </w:r>
-            <w:r>
-              <w:rPr>
-                <w:rFonts w:ascii="Times New Roman" w:hAnsi="Times New Roman" w:cs="Times New Roman"/>
-                <w:sz w:val="24"/>
-                <w:szCs w:val="24"/>
-              </w:rPr>
-              <w:t>с возможностью автоматического изменения параметров схемы.</w:t>
-            </w:r>
-          </w:p>
-        </w:tc>
-        <w:tc>
-          <w:tcPr>
-            <w:tcW w:w="1442" w:type="dxa"/>
-            <w:vAlign w:val="center"/>
-          </w:tcPr>
-          <w:p>
-            <w:pPr>
-              <w:jc w:val="center"/>
-              <w:rPr>
-                <w:rFonts w:ascii="Times New Roman" w:hAnsi="Times New Roman" w:cs="Times New Roman"/>
-                <w:sz w:val="24"/>
-                <w:szCs w:val="24"/>
-              </w:rPr>
-            </w:pPr>
-            <w:r>
-              <w:rPr>
-                <w:rFonts w:ascii="Times New Roman" w:hAnsi="Times New Roman" w:cs="Times New Roman"/>
-                <w:sz w:val="24"/>
-                <w:szCs w:val="24"/>
-              </w:rPr>
-              <w:t>5</w:t>
-            </w:r>
-            <w:r>
-              <w:rPr>
-                <w:rFonts w:ascii="Times New Roman" w:hAnsi="Times New Roman" w:cs="Times New Roman"/>
-                <w:sz w:val="24"/>
-                <w:szCs w:val="24"/>
-              </w:rPr>
-              <w:t xml:space="preserve"> </w:t>
+              <w:t xml:space="preserve"> и </w:t>
+            </w:r>
+            <w:proofErr w:type="spellStart"/>
+            <w:r>
+              <w:rPr>
+                <w:rFonts w:ascii="Times New Roman" w:hAnsi="Times New Roman" w:cs="Times New Roman"/>
+                <w:sz w:val="24"/>
+                <w:szCs w:val="24"/>
+              </w:rPr>
+              <w:t>CMake</w:t>
+            </w:r>
+            <w:proofErr w:type="spellEnd"/>
+            <w:r>
+              <w:rPr>
+                <w:rFonts w:ascii="Times New Roman" w:hAnsi="Times New Roman" w:cs="Times New Roman"/>
+                <w:sz w:val="24"/>
+                <w:szCs w:val="24"/>
+              </w:rPr>
+              <w:t>.</w:t>
+            </w:r>
+          </w:p>
+        </w:tc>
+        <w:tc>
+          <w:tcPr>
+            <w:tcW w:w="1505" w:type="dxa"/>
+            <w:vAlign w:val="center"/>
+          </w:tcPr>
+          <w:p>
+            <w:pPr>
+              <w:jc w:val="center"/>
+              <w:rPr>
+                <w:rFonts w:ascii="Times New Roman" w:hAnsi="Times New Roman" w:cs="Times New Roman"/>
+                <w:sz w:val="24"/>
+                <w:szCs w:val="24"/>
+              </w:rPr>
+            </w:pPr>
+            <w:r>
+              <w:rPr>
+                <w:rFonts w:ascii="Times New Roman" w:hAnsi="Times New Roman" w:cs="Times New Roman"/>
+                <w:sz w:val="24"/>
+                <w:szCs w:val="24"/>
+              </w:rPr>
+              <w:t xml:space="preserve">5 </w:t>
             </w:r>
             <w:proofErr w:type="spellStart"/>
             <w:r>
@@ -872,7 +903,7 @@
       <w:tr>
         <w:tc>
           <w:tcPr>
-            <w:tcW w:w="562" w:type="dxa"/>
+            <w:tcW w:w="561" w:type="dxa"/>
             <w:vAlign w:val="center"/>
           </w:tcPr>
           <w:p>
@@ -896,73 +927,67 @@
         </w:tc>
         <w:tc>
           <w:tcPr>
-            <w:tcW w:w="7341" w:type="dxa"/>
-            <w:vAlign w:val="center"/>
-          </w:tcPr>
-          <w:p>
-            <w:pPr>
-              <w:jc w:val="center"/>
-              <w:rPr>
-                <w:rFonts w:ascii="Times New Roman" w:hAnsi="Times New Roman" w:cs="Times New Roman"/>
-                <w:sz w:val="24"/>
-                <w:szCs w:val="24"/>
-              </w:rPr>
-            </w:pPr>
-            <w:r>
-              <w:rPr>
-                <w:rFonts w:ascii="Times New Roman" w:hAnsi="Times New Roman" w:cs="Times New Roman"/>
-                <w:sz w:val="24"/>
-                <w:szCs w:val="24"/>
-              </w:rPr>
-              <w:t xml:space="preserve">Разработка </w:t>
-            </w:r>
-            <w:r>
-              <w:rPr>
-                <w:rFonts w:ascii="Times New Roman" w:hAnsi="Times New Roman" w:cs="Times New Roman"/>
-                <w:sz w:val="24"/>
-                <w:szCs w:val="24"/>
-              </w:rPr>
-              <w:t>алгоритма</w:t>
-            </w:r>
-            <w:r>
-              <w:rPr>
-                <w:rFonts w:ascii="Times New Roman" w:hAnsi="Times New Roman" w:cs="Times New Roman"/>
-                <w:sz w:val="24"/>
-                <w:szCs w:val="24"/>
-              </w:rPr>
-              <w:t xml:space="preserve"> для расчета некоторых параметров с помощью ИИ-агента</w:t>
-            </w:r>
-          </w:p>
-        </w:tc>
-        <w:tc>
-          <w:tcPr>
-            <w:tcW w:w="1442" w:type="dxa"/>
-            <w:vAlign w:val="center"/>
-          </w:tcPr>
-          <w:p>
-            <w:pPr>
-              <w:jc w:val="center"/>
-              <w:rPr>
-                <w:rFonts w:ascii="Times New Roman" w:hAnsi="Times New Roman" w:cs="Times New Roman"/>
-                <w:sz w:val="24"/>
-                <w:szCs w:val="24"/>
-              </w:rPr>
-            </w:pPr>
-            <w:r>
-              <w:rPr>
-                <w:rFonts w:ascii="Times New Roman" w:hAnsi="Times New Roman" w:cs="Times New Roman"/>
-                <w:sz w:val="24"/>
-                <w:szCs w:val="24"/>
-              </w:rPr>
-              <w:t>6</w:t>
-            </w:r>
-            <w:r>
-              <w:rPr>
-                <w:rFonts w:ascii="Times New Roman" w:hAnsi="Times New Roman" w:cs="Times New Roman"/>
-                <w:sz w:val="24"/>
-                <w:szCs w:val="24"/>
-              </w:rPr>
-              <w:t xml:space="preserve"> </w:t>
+            <w:tcW w:w="7279" w:type="dxa"/>
+            <w:vAlign w:val="center"/>
+          </w:tcPr>
+          <w:p>
+            <w:pPr>
+              <w:jc w:val="center"/>
+              <w:rPr>
+                <w:rFonts w:ascii="Times New Roman" w:hAnsi="Times New Roman" w:cs="Times New Roman"/>
+                <w:sz w:val="24"/>
+                <w:szCs w:val="24"/>
+              </w:rPr>
+            </w:pPr>
+            <w:r>
+              <w:rPr>
+                <w:rFonts w:ascii="Times New Roman" w:hAnsi="Times New Roman" w:cs="Times New Roman"/>
+                <w:sz w:val="24"/>
+                <w:szCs w:val="24"/>
+              </w:rPr>
+              <w:t xml:space="preserve">Реализация аппаратного слоя абстракции и сопряжение C++ алгоритмов управления с </w:t>
+            </w:r>
+            <w:proofErr w:type="spellStart"/>
+            <w:r>
+              <w:rPr>
+                <w:rFonts w:ascii="Times New Roman" w:hAnsi="Times New Roman" w:cs="Times New Roman"/>
+                <w:sz w:val="24"/>
+                <w:szCs w:val="24"/>
+              </w:rPr>
+              <w:t>Verilog</w:t>
+            </w:r>
+            <w:proofErr w:type="spellEnd"/>
+            <w:r>
+              <w:rPr>
+                <w:rFonts w:ascii="Times New Roman" w:hAnsi="Times New Roman" w:cs="Times New Roman"/>
+                <w:sz w:val="24"/>
+                <w:szCs w:val="24"/>
+              </w:rPr>
+              <w:t>-моделью канала слежения.</w:t>
+            </w:r>
+          </w:p>
+        </w:tc>
+        <w:tc>
+          <w:tcPr>
+            <w:tcW w:w="1505" w:type="dxa"/>
+            <w:vAlign w:val="center"/>
+          </w:tcPr>
+          <w:p>
+            <w:pPr>
+              <w:jc w:val="center"/>
+              <w:rPr>
+                <w:rFonts w:ascii="Times New Roman" w:hAnsi="Times New Roman" w:cs="Times New Roman"/>
+                <w:sz w:val="24"/>
+                <w:szCs w:val="24"/>
+              </w:rPr>
+            </w:pPr>
+            <w:r>
+              <w:rPr>
+                <w:rFonts w:ascii="Times New Roman" w:hAnsi="Times New Roman" w:cs="Times New Roman"/>
+                <w:sz w:val="24"/>
+                <w:szCs w:val="24"/>
+              </w:rPr>
+              <w:t xml:space="preserve">6 </w:t>
             </w:r>
             <w:proofErr w:type="spellStart"/>
             <w:r>
@@ -980,7 +1005,7 @@
       <w:tr>
         <w:tc>
           <w:tcPr>
-            <w:tcW w:w="562" w:type="dxa"/>
+            <w:tcW w:w="561" w:type="dxa"/>
             <w:vAlign w:val="center"/>
           </w:tcPr>
           <w:p>
@@ -1004,89 +1029,85 @@
         </w:tc>
         <w:tc>
           <w:tcPr>
-            <w:tcW w:w="7341" w:type="dxa"/>
-            <w:vAlign w:val="center"/>
-          </w:tcPr>
-          <w:p>
-            <w:pPr>
-              <w:jc w:val="center"/>
-              <w:rPr>
-                <w:rFonts w:ascii="Times New Roman" w:hAnsi="Times New Roman" w:cs="Times New Roman"/>
-                <w:sz w:val="24"/>
-                <w:szCs w:val="24"/>
-              </w:rPr>
-            </w:pPr>
-            <w:r>
-              <w:rPr>
-                <w:rFonts w:ascii="Times New Roman" w:hAnsi="Times New Roman" w:cs="Times New Roman"/>
-                <w:sz w:val="24"/>
-                <w:szCs w:val="24"/>
-              </w:rPr>
-              <w:t>Объединение ИИ-агента с</w:t>
-            </w:r>
-            <w:r>
-              <w:rPr>
-                <w:rFonts w:ascii="Times New Roman" w:hAnsi="Times New Roman" w:cs="Times New Roman"/>
-                <w:sz w:val="24"/>
-                <w:szCs w:val="24"/>
-              </w:rPr>
-              <w:t xml:space="preserve"> </w:t>
-            </w:r>
-            <w:r>
-              <w:rPr>
-                <w:rFonts w:ascii="Times New Roman" w:hAnsi="Times New Roman" w:cs="Times New Roman"/>
-                <w:sz w:val="24"/>
-                <w:szCs w:val="24"/>
-              </w:rPr>
-              <w:t>алгоритмом</w:t>
-            </w:r>
-            <w:r>
-              <w:rPr>
-                <w:rFonts w:ascii="Times New Roman" w:hAnsi="Times New Roman" w:cs="Times New Roman"/>
-                <w:sz w:val="24"/>
-                <w:szCs w:val="24"/>
-              </w:rPr>
-              <w:t xml:space="preserve"> расчета</w:t>
-            </w:r>
-            <w:r>
-              <w:rPr>
-                <w:rFonts w:ascii="Times New Roman" w:hAnsi="Times New Roman" w:cs="Times New Roman"/>
-                <w:sz w:val="24"/>
-                <w:szCs w:val="24"/>
-              </w:rPr>
-              <w:t xml:space="preserve"> усилителя класса В</w:t>
-            </w:r>
-          </w:p>
-        </w:tc>
-        <w:tc>
-          <w:tcPr>
-            <w:tcW w:w="1442" w:type="dxa"/>
-            <w:vAlign w:val="center"/>
-          </w:tcPr>
-          <w:p>
-            <w:pPr>
-              <w:jc w:val="center"/>
-              <w:rPr>
-                <w:rFonts w:ascii="Times New Roman" w:hAnsi="Times New Roman" w:cs="Times New Roman"/>
-                <w:sz w:val="24"/>
-                <w:szCs w:val="24"/>
-              </w:rPr>
-            </w:pPr>
-            <w:r>
-              <w:rPr>
-                <w:rFonts w:ascii="Times New Roman" w:hAnsi="Times New Roman" w:cs="Times New Roman"/>
-                <w:sz w:val="24"/>
-                <w:szCs w:val="24"/>
-              </w:rPr>
-              <w:t>7</w:t>
-            </w:r>
-            <w:r>
-              <w:rPr>
-                <w:rFonts w:ascii="Times New Roman" w:hAnsi="Times New Roman" w:cs="Times New Roman"/>
-                <w:sz w:val="24"/>
-                <w:szCs w:val="24"/>
-              </w:rPr>
-              <w:t xml:space="preserve"> </w:t>
+            <w:tcW w:w="7279" w:type="dxa"/>
+            <w:vAlign w:val="center"/>
+          </w:tcPr>
+          <w:p>
+            <w:pPr>
+              <w:jc w:val="center"/>
+              <w:rPr>
+                <w:rFonts w:ascii="Times New Roman" w:hAnsi="Times New Roman" w:cs="Times New Roman"/>
+                <w:sz w:val="24"/>
+                <w:szCs w:val="24"/>
+              </w:rPr>
+            </w:pPr>
+            <w:r>
+              <w:rPr>
+                <w:rFonts w:ascii="Times New Roman" w:hAnsi="Times New Roman" w:cs="Times New Roman"/>
+                <w:sz w:val="24"/>
+                <w:szCs w:val="24"/>
+              </w:rPr>
+              <w:t xml:space="preserve">Функциональное тестирование и отладка работы NCO несущей и генератора ПСП </w:t>
+            </w:r>
+            <w:proofErr w:type="spellStart"/>
+            <w:r>
+              <w:rPr>
+                <w:rFonts w:ascii="Times New Roman" w:hAnsi="Times New Roman" w:cs="Times New Roman"/>
+                <w:sz w:val="24"/>
+                <w:szCs w:val="24"/>
+              </w:rPr>
+              <w:t>Голда</w:t>
+            </w:r>
+            <w:proofErr w:type="spellEnd"/>
+            <w:r>
+              <w:rPr>
+                <w:rFonts w:ascii="Times New Roman" w:hAnsi="Times New Roman" w:cs="Times New Roman"/>
+                <w:sz w:val="24"/>
+                <w:szCs w:val="24"/>
+              </w:rPr>
+              <w:t xml:space="preserve"> в среде </w:t>
+            </w:r>
+            <w:proofErr w:type="spellStart"/>
+            <w:r>
+              <w:rPr>
+                <w:rFonts w:ascii="Times New Roman" w:hAnsi="Times New Roman" w:cs="Times New Roman"/>
+                <w:sz w:val="24"/>
+                <w:szCs w:val="24"/>
+              </w:rPr>
+              <w:t>Verilator</w:t>
+            </w:r>
+            <w:proofErr w:type="spellEnd"/>
+            <w:r>
+              <w:rPr>
+                <w:rFonts w:ascii="Times New Roman" w:hAnsi="Times New Roman" w:cs="Times New Roman"/>
+                <w:sz w:val="24"/>
+                <w:szCs w:val="24"/>
+              </w:rPr>
+              <w:t>.</w:t>
+            </w:r>
+          </w:p>
+        </w:tc>
+        <w:tc>
+          <w:tcPr>
+            <w:tcW w:w="1505" w:type="dxa"/>
+            <w:vAlign w:val="center"/>
+          </w:tcPr>
+          <w:p>
+            <w:pPr>
+              <w:jc w:val="center"/>
+              <w:rPr>
+                <w:rFonts w:ascii="Times New Roman" w:hAnsi="Times New Roman" w:cs="Times New Roman"/>
+                <w:sz w:val="24"/>
+                <w:szCs w:val="24"/>
+              </w:rPr>
+            </w:pPr>
+            <w:r>
+              <w:rPr>
+                <w:rFonts w:ascii="Times New Roman" w:hAnsi="Times New Roman" w:cs="Times New Roman"/>
+                <w:sz w:val="24"/>
+                <w:szCs w:val="24"/>
+              </w:rPr>
+              <w:t xml:space="preserve">7 </w:t>
             </w:r>
             <w:proofErr w:type="spellStart"/>
             <w:r>
@@ -1104,7 +1125,7 @@
       <w:tr>
         <w:tc>
           <w:tcPr>
-            <w:tcW w:w="562" w:type="dxa"/>
+            <w:tcW w:w="561" w:type="dxa"/>
             <w:vAlign w:val="center"/>
           </w:tcPr>
           <w:p>
@@ -1128,57 +1149,49 @@
         </w:tc>
         <w:tc>
           <w:tcPr>
-            <w:tcW w:w="7341" w:type="dxa"/>
-            <w:vAlign w:val="center"/>
-          </w:tcPr>
-          <w:p>
-            <w:pPr>
-              <w:jc w:val="center"/>
-              <w:rPr>
-                <w:rFonts w:ascii="Times New Roman" w:hAnsi="Times New Roman" w:cs="Times New Roman"/>
-                <w:sz w:val="24"/>
-                <w:szCs w:val="24"/>
-              </w:rPr>
-            </w:pPr>
-            <w:r>
-              <w:rPr>
-                <w:rFonts w:ascii="Times New Roman" w:hAnsi="Times New Roman" w:cs="Times New Roman"/>
-                <w:sz w:val="24"/>
-                <w:szCs w:val="24"/>
-              </w:rPr>
-              <w:t>Добавление функции автоматической подстройки параметров с ИИ-агента в локальные файлы симуляции</w:t>
-            </w:r>
-          </w:p>
-        </w:tc>
-        <w:tc>
-          <w:tcPr>
-            <w:tcW w:w="1442" w:type="dxa"/>
-            <w:vAlign w:val="center"/>
-          </w:tcPr>
-          <w:p>
-            <w:pPr>
-              <w:jc w:val="center"/>
-              <w:rPr>
-                <w:rFonts w:ascii="Times New Roman" w:hAnsi="Times New Roman" w:cs="Times New Roman"/>
-                <w:sz w:val="24"/>
-                <w:szCs w:val="24"/>
-              </w:rPr>
-            </w:pPr>
-            <w:r>
-              <w:rPr>
-                <w:rFonts w:ascii="Times New Roman" w:hAnsi="Times New Roman" w:cs="Times New Roman"/>
-                <w:sz w:val="24"/>
-                <w:szCs w:val="24"/>
-              </w:rPr>
-              <w:t>8</w:t>
-            </w:r>
-            <w:r>
-              <w:rPr>
-                <w:rFonts w:ascii="Times New Roman" w:hAnsi="Times New Roman" w:cs="Times New Roman"/>
-                <w:sz w:val="24"/>
-                <w:szCs w:val="24"/>
-              </w:rPr>
-              <w:t xml:space="preserve"> </w:t>
+            <w:tcW w:w="7279" w:type="dxa"/>
+            <w:vAlign w:val="center"/>
+          </w:tcPr>
+          <w:p>
+            <w:pPr>
+              <w:jc w:val="center"/>
+              <w:rPr>
+                <w:rFonts w:ascii="Times New Roman" w:hAnsi="Times New Roman" w:cs="Times New Roman"/>
+                <w:sz w:val="24"/>
+                <w:szCs w:val="24"/>
+              </w:rPr>
+            </w:pPr>
+            <w:r>
+              <w:rPr>
+                <w:rFonts w:ascii="Times New Roman" w:hAnsi="Times New Roman" w:cs="Times New Roman"/>
+                <w:sz w:val="24"/>
+                <w:szCs w:val="24"/>
+              </w:rPr>
+              <w:t>Верификация замкнутого контура кодовой синхронизации (DLL) при скачкообразных и линейных изменениях задержки кода</w:t>
+            </w:r>
+          </w:p>
+        </w:tc>
+        <w:tc>
+          <w:tcPr>
+            <w:tcW w:w="1505" w:type="dxa"/>
+            <w:vAlign w:val="center"/>
+          </w:tcPr>
+          <w:p>
+            <w:pPr>
+              <w:jc w:val="center"/>
+              <w:rPr>
+                <w:rFonts w:ascii="Times New Roman" w:hAnsi="Times New Roman" w:cs="Times New Roman"/>
+                <w:sz w:val="24"/>
+                <w:szCs w:val="24"/>
+              </w:rPr>
+            </w:pPr>
+            <w:r>
+              <w:rPr>
+                <w:rFonts w:ascii="Times New Roman" w:hAnsi="Times New Roman" w:cs="Times New Roman"/>
+                <w:sz w:val="24"/>
+                <w:szCs w:val="24"/>
+              </w:rPr>
+              <w:t xml:space="preserve">8 </w:t>
             </w:r>
             <w:proofErr w:type="spellStart"/>
             <w:r>
@@ -1196,7 +1209,7 @@
       <w:tr>
         <w:tc>
           <w:tcPr>
-            <w:tcW w:w="562" w:type="dxa"/>
+            <w:tcW w:w="561" w:type="dxa"/>
             <w:vAlign w:val="center"/>
           </w:tcPr>
           <w:p>
@@ -1220,58 +1233,25 @@
         </w:tc>
         <w:tc>
           <w:tcPr>
-            <w:tcW w:w="7341" w:type="dxa"/>
-            <w:vAlign w:val="center"/>
-          </w:tcPr>
-          <w:p>
-            <w:pPr>
-              <w:jc w:val="center"/>
-              <w:rPr>
-                <w:rFonts w:ascii="Times New Roman" w:hAnsi="Times New Roman" w:cs="Times New Roman"/>
-                <w:sz w:val="24"/>
-                <w:szCs w:val="24"/>
-              </w:rPr>
-            </w:pPr>
-            <w:r>
-              <w:rPr>
-                <w:rFonts w:ascii="Times New Roman" w:hAnsi="Times New Roman" w:cs="Times New Roman"/>
-                <w:sz w:val="24"/>
-                <w:szCs w:val="24"/>
-              </w:rPr>
-              <w:t xml:space="preserve">Добавление функции просмотра данных </w:t>
-            </w:r>
-            <w:r>
-              <w:rPr>
-                <w:rFonts w:ascii="Times New Roman" w:hAnsi="Times New Roman" w:cs="Times New Roman"/>
-                <w:sz w:val="24"/>
-                <w:szCs w:val="24"/>
-              </w:rPr>
-              <w:t xml:space="preserve">в средах </w:t>
-            </w:r>
-            <w:r>
-              <w:rPr>
-                <w:rFonts w:ascii="Times New Roman" w:hAnsi="Times New Roman" w:cs="Times New Roman"/>
-                <w:sz w:val="24"/>
-                <w:szCs w:val="24"/>
-                <w:lang w:val="en-US"/>
-              </w:rPr>
-              <w:t>Octave</w:t>
-            </w:r>
-            <w:r>
-              <w:rPr>
-                <w:rFonts w:ascii="Times New Roman" w:hAnsi="Times New Roman" w:cs="Times New Roman"/>
-                <w:sz w:val="24"/>
-                <w:szCs w:val="24"/>
-              </w:rPr>
-              <w:t xml:space="preserve"> </w:t>
-            </w:r>
-            <w:r>
-              <w:rPr>
-                <w:rFonts w:ascii="Times New Roman" w:hAnsi="Times New Roman" w:cs="Times New Roman"/>
-                <w:sz w:val="24"/>
-                <w:szCs w:val="24"/>
-              </w:rPr>
-              <w:t>(</w:t>
+            <w:tcW w:w="7279" w:type="dxa"/>
+            <w:vAlign w:val="center"/>
+          </w:tcPr>
+          <w:p>
+            <w:pPr>
+              <w:jc w:val="center"/>
+              <w:rPr>
+                <w:rFonts w:ascii="Times New Roman" w:hAnsi="Times New Roman" w:cs="Times New Roman"/>
+                <w:sz w:val="24"/>
+                <w:szCs w:val="24"/>
+              </w:rPr>
+            </w:pPr>
+            <w:r>
+              <w:rPr>
+                <w:rFonts w:ascii="Times New Roman" w:hAnsi="Times New Roman" w:cs="Times New Roman"/>
+                <w:sz w:val="24"/>
+                <w:szCs w:val="24"/>
+              </w:rPr>
+              <w:t xml:space="preserve">Исследование устойчивости расширенного фильтра </w:t>
             </w:r>
             <w:proofErr w:type="spellStart"/>
             <w:r>
@@ -1279,9 +1259,8 @@
                 <w:rFonts w:ascii="Times New Roman" w:hAnsi="Times New Roman" w:cs="Times New Roman"/>
                 <w:sz w:val="24"/>
                 <w:szCs w:val="24"/>
-                <w:lang w:val="en-US"/>
-              </w:rPr>
-              <w:t>matlab</w:t>
+              </w:rPr>
+              <w:t>Калмана</w:t>
             </w:r>
             <w:proofErr w:type="spellEnd"/>
             <w:r>
@@ -1290,39 +1269,31 @@
                 <w:sz w:val="24"/>
                 <w:szCs w:val="24"/>
               </w:rPr>
-              <w:t>)</w:t>
-            </w:r>
-          </w:p>
-        </w:tc>
-        <w:tc>
-          <w:tcPr>
-            <w:tcW w:w="1442" w:type="dxa"/>
-            <w:vAlign w:val="center"/>
-          </w:tcPr>
-          <w:p>
-            <w:pPr>
-              <w:jc w:val="center"/>
-              <w:rPr>
-                <w:rFonts w:ascii="Times New Roman" w:hAnsi="Times New Roman" w:cs="Times New Roman"/>
-                <w:sz w:val="24"/>
-                <w:szCs w:val="24"/>
-              </w:rPr>
-            </w:pPr>
-            <w:r>
-              <w:rPr>
-                <w:rFonts w:ascii="Times New Roman" w:hAnsi="Times New Roman" w:cs="Times New Roman"/>
-                <w:sz w:val="24"/>
-                <w:szCs w:val="24"/>
-              </w:rPr>
-              <w:t>9</w:t>
-            </w:r>
-            <w:r>
-              <w:rPr>
-                <w:rFonts w:ascii="Times New Roman" w:hAnsi="Times New Roman" w:cs="Times New Roman"/>
-                <w:sz w:val="24"/>
-                <w:szCs w:val="24"/>
-              </w:rPr>
-              <w:t xml:space="preserve"> </w:t>
+              <w:t xml:space="preserve"> (EKF) в контуре слежения за несущей при высоких скоростях изменения Доплера.</w:t>
+            </w:r>
+          </w:p>
+        </w:tc>
+        <w:tc>
+          <w:tcPr>
+            <w:tcW w:w="1505" w:type="dxa"/>
+            <w:vAlign w:val="center"/>
+          </w:tcPr>
+          <w:p>
+            <w:pPr>
+              <w:jc w:val="center"/>
+              <w:rPr>
+                <w:rFonts w:ascii="Times New Roman" w:hAnsi="Times New Roman" w:cs="Times New Roman"/>
+                <w:sz w:val="24"/>
+                <w:szCs w:val="24"/>
+              </w:rPr>
+            </w:pPr>
+            <w:r>
+              <w:rPr>
+                <w:rFonts w:ascii="Times New Roman" w:hAnsi="Times New Roman" w:cs="Times New Roman"/>
+                <w:sz w:val="24"/>
+                <w:szCs w:val="24"/>
+              </w:rPr>
+              <w:t xml:space="preserve">9 </w:t>
             </w:r>
             <w:proofErr w:type="spellStart"/>
             <w:r>
@@ -1340,97 +1311,91 @@
       <w:tr>
         <w:tc>
           <w:tcPr>
-            <w:tcW w:w="562" w:type="dxa"/>
-            <w:vAlign w:val="center"/>
-          </w:tcPr>
-          <w:p>
-            <w:pPr>
-              <w:jc w:val="center"/>
-              <w:rPr>
-                <w:rFonts w:ascii="Times New Roman" w:hAnsi="Times New Roman" w:cs="Times New Roman"/>
-                <w:sz w:val="24"/>
-                <w:szCs w:val="24"/>
-              </w:rPr>
-            </w:pPr>
-            <w:r>
-              <w:rPr>
-                <w:rFonts w:ascii="Times New Roman" w:hAnsi="Times New Roman" w:cs="Times New Roman"/>
-                <w:sz w:val="24"/>
-                <w:szCs w:val="24"/>
-              </w:rPr>
-              <w:t>10</w:t>
-            </w:r>
-          </w:p>
-        </w:tc>
-        <w:tc>
-          <w:tcPr>
-            <w:tcW w:w="7341" w:type="dxa"/>
-            <w:vAlign w:val="center"/>
-          </w:tcPr>
-          <w:p>
-            <w:pPr>
-              <w:jc w:val="center"/>
-              <w:rPr>
-                <w:rFonts w:ascii="Times New Roman" w:hAnsi="Times New Roman" w:cs="Times New Roman"/>
-                <w:sz w:val="24"/>
-                <w:szCs w:val="24"/>
-              </w:rPr>
-            </w:pPr>
-            <w:r>
-              <w:rPr>
-                <w:rFonts w:ascii="Times New Roman" w:hAnsi="Times New Roman" w:cs="Times New Roman"/>
-                <w:sz w:val="24"/>
-                <w:szCs w:val="24"/>
-              </w:rPr>
-              <w:t>Добавление функции</w:t>
-            </w:r>
-            <w:r>
-              <w:rPr>
-                <w:rFonts w:ascii="Times New Roman" w:hAnsi="Times New Roman" w:cs="Times New Roman"/>
-                <w:sz w:val="24"/>
-                <w:szCs w:val="24"/>
-              </w:rPr>
-              <w:t xml:space="preserve"> </w:t>
-            </w:r>
-            <w:r>
-              <w:rPr>
-                <w:rFonts w:ascii="Times New Roman" w:hAnsi="Times New Roman" w:cs="Times New Roman"/>
-                <w:sz w:val="24"/>
-                <w:szCs w:val="24"/>
-              </w:rPr>
-              <w:t>автоматической симуляции без запуска программы моделирования</w:t>
-            </w:r>
-          </w:p>
-        </w:tc>
-        <w:tc>
-          <w:tcPr>
-            <w:tcW w:w="1442" w:type="dxa"/>
-            <w:vAlign w:val="center"/>
-          </w:tcPr>
-          <w:p>
-            <w:pPr>
-              <w:jc w:val="center"/>
-              <w:rPr>
-                <w:rFonts w:ascii="Times New Roman" w:hAnsi="Times New Roman" w:cs="Times New Roman"/>
-                <w:sz w:val="24"/>
-                <w:szCs w:val="24"/>
-              </w:rPr>
-            </w:pPr>
-            <w:r>
-              <w:rPr>
-                <w:rFonts w:ascii="Times New Roman" w:hAnsi="Times New Roman" w:cs="Times New Roman"/>
-                <w:sz w:val="24"/>
-                <w:szCs w:val="24"/>
-              </w:rPr>
-              <w:t>10</w:t>
-            </w:r>
-            <w:r>
-              <w:rPr>
-                <w:rFonts w:ascii="Times New Roman" w:hAnsi="Times New Roman" w:cs="Times New Roman"/>
-                <w:sz w:val="24"/>
-                <w:szCs w:val="24"/>
-              </w:rPr>
-              <w:t xml:space="preserve"> </w:t>
+            <w:tcW w:w="561" w:type="dxa"/>
+            <w:vAlign w:val="center"/>
+          </w:tcPr>
+          <w:p>
+            <w:pPr>
+              <w:jc w:val="center"/>
+              <w:rPr>
+                <w:rFonts w:ascii="Times New Roman" w:hAnsi="Times New Roman" w:cs="Times New Roman"/>
+                <w:sz w:val="24"/>
+                <w:szCs w:val="24"/>
+              </w:rPr>
+            </w:pPr>
+            <w:r>
+              <w:rPr>
+                <w:rFonts w:ascii="Times New Roman" w:hAnsi="Times New Roman" w:cs="Times New Roman"/>
+                <w:sz w:val="24"/>
+                <w:szCs w:val="24"/>
+              </w:rPr>
+              <w:t xml:space="preserve">10 </w:t>
+            </w:r>
+          </w:p>
+        </w:tc>
+        <w:tc>
+          <w:tcPr>
+            <w:tcW w:w="7279" w:type="dxa"/>
+            <w:vAlign w:val="center"/>
+          </w:tcPr>
+          <w:p>
+            <w:pPr>
+              <w:jc w:val="center"/>
+              <w:rPr>
+                <w:rFonts w:ascii="Times New Roman" w:hAnsi="Times New Roman" w:cs="Times New Roman"/>
+                <w:sz w:val="24"/>
+                <w:szCs w:val="24"/>
+              </w:rPr>
+            </w:pPr>
+            <w:r>
+              <w:rPr>
+                <w:rFonts w:ascii="Times New Roman" w:hAnsi="Times New Roman" w:cs="Times New Roman"/>
+                <w:sz w:val="24"/>
+                <w:szCs w:val="24"/>
+              </w:rPr>
+              <w:t xml:space="preserve">Разработка и верификация модуля демодуляции навигационных данных (BPSK) и выделения преамбулы </w:t>
+            </w:r>
+            <w:proofErr w:type="spellStart"/>
+            <w:r>
+              <w:rPr>
+                <w:rFonts w:ascii="Times New Roman" w:hAnsi="Times New Roman" w:cs="Times New Roman"/>
+                <w:sz w:val="24"/>
+                <w:szCs w:val="24"/>
+              </w:rPr>
+              <w:t>субкадра</w:t>
+            </w:r>
+            <w:proofErr w:type="spellEnd"/>
+            <w:r>
+              <w:rPr>
+                <w:rFonts w:ascii="Times New Roman" w:hAnsi="Times New Roman" w:cs="Times New Roman"/>
+                <w:sz w:val="24"/>
+                <w:szCs w:val="24"/>
+              </w:rPr>
+              <w:t xml:space="preserve"> (0x8B).</w:t>
+            </w:r>
+          </w:p>
+        </w:tc>
+        <w:tc>
+          <w:tcPr>
+            <w:tcW w:w="1505" w:type="dxa"/>
+            <w:vAlign w:val="center"/>
+          </w:tcPr>
+          <w:p>
+            <w:pPr>
+              <w:jc w:val="center"/>
+              <w:rPr>
+                <w:rFonts w:ascii="Times New Roman" w:hAnsi="Times New Roman" w:cs="Times New Roman"/>
+                <w:sz w:val="24"/>
+                <w:szCs w:val="24"/>
+              </w:rPr>
+            </w:pPr>
+            <w:r>
+              <w:rPr>
+                <w:rFonts w:ascii="Times New Roman" w:hAnsi="Times New Roman" w:cs="Times New Roman"/>
+                <w:sz w:val="24"/>
+                <w:szCs w:val="24"/>
+              </w:rPr>
+              <w:t xml:space="preserve">10 </w:t>
             </w:r>
             <w:proofErr w:type="spellStart"/>
             <w:r>
@@ -1448,23 +1413,25 @@
       <w:tr>
         <w:tc>
           <w:tcPr>
-            <w:tcW w:w="562" w:type="dxa"/>
-            <w:vAlign w:val="center"/>
-          </w:tcPr>
-          <w:p>
-            <w:pPr>
-              <w:jc w:val="center"/>
-              <w:rPr>
-                <w:rFonts w:ascii="Times New Roman" w:hAnsi="Times New Roman" w:cs="Times New Roman"/>
-                <w:sz w:val="24"/>
-                <w:szCs w:val="24"/>
-              </w:rPr>
-            </w:pPr>
-            <w:r>
-              <w:rPr>
-                <w:rFonts w:ascii="Times New Roman" w:hAnsi="Times New Roman" w:cs="Times New Roman"/>
-                <w:sz w:val="24"/>
-                <w:szCs w:val="24"/>
+            <w:tcW w:w="561" w:type="dxa"/>
+            <w:vAlign w:val="center"/>
+          </w:tcPr>
+          <w:p>
+            <w:pPr>
+              <w:jc w:val="center"/>
+              <w:rPr>
+                <w:rFonts w:ascii="Times New Roman" w:hAnsi="Times New Roman" w:cs="Times New Roman"/>
+                <w:sz w:val="24"/>
+                <w:szCs w:val="24"/>
+                <w:lang w:val="en-US"/>
+              </w:rPr>
+            </w:pPr>
+            <w:r>
+              <w:rPr>
+                <w:rFonts w:ascii="Times New Roman" w:hAnsi="Times New Roman" w:cs="Times New Roman"/>
+                <w:sz w:val="24"/>
+                <w:szCs w:val="24"/>
+                <w:lang w:val="en-US"/>
               </w:rPr>
               <w:t>11</w:t>
             </w:r>
@@ -1472,65 +1439,50 @@
         </w:tc>
         <w:tc>
           <w:tcPr>
-            <w:tcW w:w="7341" w:type="dxa"/>
-            <w:vAlign w:val="center"/>
-          </w:tcPr>
-          <w:p>
-            <w:pPr>
-              <w:jc w:val="center"/>
-              <w:rPr>
-                <w:rFonts w:ascii="Times New Roman" w:hAnsi="Times New Roman" w:cs="Times New Roman"/>
-                <w:sz w:val="24"/>
-                <w:szCs w:val="24"/>
-              </w:rPr>
-            </w:pPr>
-            <w:r>
-              <w:rPr>
-                <w:rFonts w:ascii="Times New Roman" w:hAnsi="Times New Roman" w:cs="Times New Roman"/>
-                <w:sz w:val="24"/>
-                <w:szCs w:val="24"/>
-              </w:rPr>
-              <w:t>Проведение серии автоматизированных симуляций усилителя класса B для оптимизации номиналов компонентов с целью максимизации КПД.</w:t>
-            </w:r>
-          </w:p>
-        </w:tc>
-        <w:tc>
-          <w:tcPr>
-            <w:tcW w:w="1442" w:type="dxa"/>
-            <w:vAlign w:val="center"/>
-          </w:tcPr>
-          <w:p>
-            <w:pPr>
-              <w:jc w:val="center"/>
-              <w:rPr>
-                <w:rFonts w:ascii="Times New Roman" w:hAnsi="Times New Roman" w:cs="Times New Roman"/>
-                <w:sz w:val="24"/>
-                <w:szCs w:val="24"/>
-              </w:rPr>
-            </w:pPr>
-            <w:r>
-              <w:rPr>
-                <w:rFonts w:ascii="Times New Roman" w:hAnsi="Times New Roman" w:cs="Times New Roman"/>
-                <w:sz w:val="24"/>
-                <w:szCs w:val="24"/>
-              </w:rPr>
-              <w:t>1</w:t>
-            </w:r>
-            <w:r>
-              <w:rPr>
-                <w:rFonts w:ascii="Times New Roman" w:hAnsi="Times New Roman" w:cs="Times New Roman"/>
-                <w:sz w:val="24"/>
-                <w:szCs w:val="24"/>
-              </w:rPr>
-              <w:t>1</w:t>
-            </w:r>
-            <w:r>
-              <w:rPr>
-                <w:rFonts w:ascii="Times New Roman" w:hAnsi="Times New Roman" w:cs="Times New Roman"/>
-                <w:sz w:val="24"/>
-                <w:szCs w:val="24"/>
-              </w:rPr>
-              <w:t xml:space="preserve"> </w:t>
+            <w:tcW w:w="7279" w:type="dxa"/>
+            <w:vAlign w:val="center"/>
+          </w:tcPr>
+          <w:p>
+            <w:pPr>
+              <w:jc w:val="center"/>
+              <w:rPr>
+                <w:rFonts w:ascii="Times New Roman" w:hAnsi="Times New Roman" w:cs="Times New Roman"/>
+                <w:sz w:val="24"/>
+                <w:szCs w:val="24"/>
+              </w:rPr>
+            </w:pPr>
+            <w:r>
+              <w:rPr>
+                <w:rFonts w:ascii="Times New Roman" w:hAnsi="Times New Roman" w:cs="Times New Roman"/>
+                <w:sz w:val="24"/>
+                <w:szCs w:val="24"/>
+              </w:rPr>
+              <w:t>Проведение комплексных сквозных испытаний приемного тракта на непрерывных интервалах времени радиосигнала.</w:t>
+            </w:r>
+          </w:p>
+        </w:tc>
+        <w:tc>
+          <w:tcPr>
+            <w:tcW w:w="1505" w:type="dxa"/>
+            <w:vAlign w:val="center"/>
+          </w:tcPr>
+          <w:p>
+            <w:pPr>
+              <w:jc w:val="center"/>
+              <w:rPr>
+                <w:rFonts w:ascii="Times New Roman" w:hAnsi="Times New Roman" w:cs="Times New Roman"/>
+                <w:sz w:val="24"/>
+                <w:szCs w:val="24"/>
+              </w:rPr>
+            </w:pPr>
+            <w:r>
+              <w:rPr>
+                <w:rFonts w:ascii="Times New Roman" w:hAnsi="Times New Roman" w:cs="Times New Roman"/>
+                <w:sz w:val="24"/>
+                <w:szCs w:val="24"/>
+                <w:lang w:val="en-US"/>
+              </w:rPr>
+              <w:t xml:space="preserve">11 </w:t>
             </w:r>
             <w:proofErr w:type="spellStart"/>
             <w:r>
@@ -1548,7 +1500,7 @@
       <w:tr>
         <w:tc>
           <w:tcPr>
-            <w:tcW w:w="562" w:type="dxa"/>
+            <w:tcW w:w="561" w:type="dxa"/>
             <w:vAlign w:val="center"/>
           </w:tcPr>
           <w:p>
@@ -1572,25 +1524,25 @@
         </w:tc>
         <w:tc>
           <w:tcPr>
-            <w:tcW w:w="7341" w:type="dxa"/>
-            <w:vAlign w:val="center"/>
-          </w:tcPr>
-          <w:p>
-            <w:pPr>
-              <w:jc w:val="center"/>
-              <w:rPr>
-                <w:rFonts w:ascii="Times New Roman" w:hAnsi="Times New Roman" w:cs="Times New Roman"/>
-                <w:sz w:val="24"/>
-                <w:szCs w:val="24"/>
-              </w:rPr>
-            </w:pPr>
-            <w:r>
-              <w:rPr>
-                <w:rFonts w:ascii="Times New Roman" w:hAnsi="Times New Roman" w:cs="Times New Roman"/>
-                <w:sz w:val="24"/>
-                <w:szCs w:val="24"/>
-              </w:rPr>
-              <w:t xml:space="preserve">Сбор результатов моделирования и построение итоговых графиков зависимостей целевых характеристик от варьируемых параметров схемы в среде </w:t>
+            <w:tcW w:w="7279" w:type="dxa"/>
+            <w:vAlign w:val="center"/>
+          </w:tcPr>
+          <w:p>
+            <w:pPr>
+              <w:jc w:val="center"/>
+              <w:rPr>
+                <w:rFonts w:ascii="Times New Roman" w:hAnsi="Times New Roman" w:cs="Times New Roman"/>
+                <w:sz w:val="24"/>
+                <w:szCs w:val="24"/>
+              </w:rPr>
+            </w:pPr>
+            <w:r>
+              <w:rPr>
+                <w:rFonts w:ascii="Times New Roman" w:hAnsi="Times New Roman" w:cs="Times New Roman"/>
+                <w:sz w:val="24"/>
+                <w:szCs w:val="24"/>
+              </w:rPr>
+              <w:t xml:space="preserve">Оценка точности слежения, вычислительной сложности и накладных расходов при совместной симуляции в </w:t>
             </w:r>
             <w:proofErr w:type="spellStart"/>
             <w:r>
@@ -1599,7 +1551,7 @@
                 <w:sz w:val="24"/>
                 <w:szCs w:val="24"/>
               </w:rPr>
-              <w:t>Octave</w:t>
+              <w:t>Verilator</w:t>
             </w:r>
             <w:proofErr w:type="spellEnd"/>
             <w:r>
@@ -1608,65 +1560,31 @@
                 <w:sz w:val="24"/>
                 <w:szCs w:val="24"/>
               </w:rPr>
-              <w:t xml:space="preserve"> (</w:t>
-            </w:r>
-            <w:proofErr w:type="spellStart"/>
-            <w:r>
-              <w:rPr>
-                <w:rFonts w:ascii="Times New Roman" w:hAnsi="Times New Roman" w:cs="Times New Roman"/>
-                <w:sz w:val="24"/>
-                <w:szCs w:val="24"/>
-              </w:rPr>
-              <w:t>Matlab</w:t>
-            </w:r>
-            <w:proofErr w:type="spellEnd"/>
-            <w:r>
-              <w:rPr>
-                <w:rFonts w:ascii="Times New Roman" w:hAnsi="Times New Roman" w:cs="Times New Roman"/>
-                <w:sz w:val="24"/>
-                <w:szCs w:val="24"/>
-              </w:rPr>
-              <w:t>).</w:t>
-            </w:r>
-          </w:p>
-        </w:tc>
-        <w:tc>
-          <w:tcPr>
-            <w:tcW w:w="1442" w:type="dxa"/>
-            <w:vAlign w:val="center"/>
-          </w:tcPr>
-          <w:p>
-            <w:pPr>
-              <w:jc w:val="center"/>
-              <w:rPr>
-                <w:rFonts w:ascii="Times New Roman" w:hAnsi="Times New Roman" w:cs="Times New Roman"/>
-                <w:sz w:val="24"/>
-                <w:szCs w:val="24"/>
-              </w:rPr>
-            </w:pPr>
-            <w:r>
-              <w:rPr>
-                <w:rFonts w:ascii="Times New Roman" w:hAnsi="Times New Roman" w:cs="Times New Roman"/>
-                <w:sz w:val="24"/>
-                <w:szCs w:val="24"/>
-              </w:rPr>
-              <w:t>1</w:t>
-            </w:r>
-            <w:r>
-              <w:rPr>
-                <w:rFonts w:ascii="Times New Roman" w:hAnsi="Times New Roman" w:cs="Times New Roman"/>
-                <w:sz w:val="24"/>
-                <w:szCs w:val="24"/>
-              </w:rPr>
-              <w:t>2</w:t>
-            </w:r>
-            <w:r>
-              <w:rPr>
-                <w:rFonts w:ascii="Times New Roman" w:hAnsi="Times New Roman" w:cs="Times New Roman"/>
-                <w:sz w:val="24"/>
-                <w:szCs w:val="24"/>
-              </w:rPr>
-              <w:t xml:space="preserve"> </w:t>
+              <w:t>.</w:t>
+            </w:r>
+          </w:p>
+        </w:tc>
+        <w:tc>
+          <w:tcPr>
+            <w:tcW w:w="1505" w:type="dxa"/>
+            <w:vAlign w:val="center"/>
+          </w:tcPr>
+          <w:p>
+            <w:pPr>
+              <w:jc w:val="center"/>
+              <w:rPr>
+                <w:rFonts w:ascii="Times New Roman" w:hAnsi="Times New Roman" w:cs="Times New Roman"/>
+                <w:sz w:val="24"/>
+                <w:szCs w:val="24"/>
+              </w:rPr>
+            </w:pPr>
+            <w:r>
+              <w:rPr>
+                <w:rFonts w:ascii="Times New Roman" w:hAnsi="Times New Roman" w:cs="Times New Roman"/>
+                <w:sz w:val="24"/>
+                <w:szCs w:val="24"/>
+              </w:rPr>
+              <w:t xml:space="preserve">12 </w:t>
             </w:r>
             <w:proofErr w:type="spellStart"/>
             <w:r>
@@ -1684,7 +1602,7 @@
       <w:tr>
         <w:tc>
           <w:tcPr>
-            <w:tcW w:w="562" w:type="dxa"/>
+            <w:tcW w:w="561" w:type="dxa"/>
             <w:vAlign w:val="center"/>
           </w:tcPr>
           <w:p>
@@ -1708,81 +1626,67 @@
         </w:tc>
         <w:tc>
           <w:tcPr>
-            <w:tcW w:w="7341" w:type="dxa"/>
-            <w:vAlign w:val="center"/>
-          </w:tcPr>
-          <w:p>
-            <w:pPr>
-              <w:jc w:val="center"/>
-              <w:rPr>
-                <w:rFonts w:ascii="Times New Roman" w:hAnsi="Times New Roman" w:cs="Times New Roman"/>
-                <w:sz w:val="24"/>
-                <w:szCs w:val="24"/>
-              </w:rPr>
-            </w:pPr>
-            <w:r>
-              <w:rPr>
-                <w:rFonts w:ascii="Times New Roman" w:hAnsi="Times New Roman" w:cs="Times New Roman"/>
-                <w:sz w:val="24"/>
-                <w:szCs w:val="24"/>
-              </w:rPr>
-              <w:t>Сравнительный анализ работы базовой схемы и схемы, параметры которой подобраны ИИ-агентом. Оценка отклон</w:t>
-            </w:r>
-            <w:r>
-              <w:rPr>
-                <w:rFonts w:ascii="Times New Roman" w:hAnsi="Times New Roman" w:cs="Times New Roman"/>
-                <w:sz w:val="24"/>
-                <w:szCs w:val="24"/>
-              </w:rPr>
-              <w:t>ений от теоретических расчетов</w:t>
-            </w:r>
-            <w:r>
-              <w:rPr>
-                <w:rFonts w:ascii="Times New Roman" w:hAnsi="Times New Roman" w:cs="Times New Roman"/>
-                <w:sz w:val="24"/>
-                <w:szCs w:val="24"/>
-              </w:rPr>
-              <w:t>.</w:t>
-            </w:r>
-          </w:p>
-        </w:tc>
-        <w:tc>
-          <w:tcPr>
-            <w:tcW w:w="1442" w:type="dxa"/>
-            <w:vAlign w:val="center"/>
-          </w:tcPr>
-          <w:p>
-            <w:pPr>
-              <w:jc w:val="center"/>
-              <w:rPr>
-                <w:rFonts w:ascii="Times New Roman" w:hAnsi="Times New Roman" w:cs="Times New Roman"/>
-                <w:sz w:val="24"/>
-                <w:szCs w:val="24"/>
-              </w:rPr>
-            </w:pPr>
-            <w:r>
-              <w:rPr>
-                <w:rFonts w:ascii="Times New Roman" w:hAnsi="Times New Roman" w:cs="Times New Roman"/>
-                <w:sz w:val="24"/>
-                <w:szCs w:val="24"/>
-              </w:rPr>
-              <w:t>1</w:t>
-            </w:r>
-            <w:r>
-              <w:rPr>
-                <w:rFonts w:ascii="Times New Roman" w:hAnsi="Times New Roman" w:cs="Times New Roman"/>
-                <w:sz w:val="24"/>
-                <w:szCs w:val="24"/>
-              </w:rPr>
-              <w:t>3</w:t>
-            </w:r>
-            <w:r>
-              <w:rPr>
-                <w:rFonts w:ascii="Times New Roman" w:hAnsi="Times New Roman" w:cs="Times New Roman"/>
-                <w:sz w:val="24"/>
-                <w:szCs w:val="24"/>
-              </w:rPr>
-              <w:t xml:space="preserve"> </w:t>
+            <w:tcW w:w="7279" w:type="dxa"/>
+            <w:vAlign w:val="center"/>
+          </w:tcPr>
+          <w:p>
+            <w:pPr>
+              <w:jc w:val="center"/>
+              <w:rPr>
+                <w:rFonts w:ascii="Times New Roman" w:hAnsi="Times New Roman" w:cs="Times New Roman"/>
+                <w:sz w:val="24"/>
+                <w:szCs w:val="24"/>
+              </w:rPr>
+            </w:pPr>
+            <w:r>
+              <w:rPr>
+                <w:rFonts w:ascii="Times New Roman" w:hAnsi="Times New Roman" w:cs="Times New Roman"/>
+                <w:sz w:val="24"/>
+                <w:szCs w:val="24"/>
+              </w:rPr>
+              <w:t xml:space="preserve">Анализ </w:t>
+            </w:r>
+            <w:proofErr w:type="spellStart"/>
+            <w:r>
+              <w:rPr>
+                <w:rFonts w:ascii="Times New Roman" w:hAnsi="Times New Roman" w:cs="Times New Roman"/>
+                <w:sz w:val="24"/>
+                <w:szCs w:val="24"/>
+              </w:rPr>
+              <w:t>синтезируемости</w:t>
+            </w:r>
+            <w:proofErr w:type="spellEnd"/>
+            <w:r>
+              <w:rPr>
+                <w:rFonts w:ascii="Times New Roman" w:hAnsi="Times New Roman" w:cs="Times New Roman"/>
+                <w:sz w:val="24"/>
+                <w:szCs w:val="24"/>
+              </w:rPr>
+              <w:t xml:space="preserve"> RTL-блоков под архитектуру ПЛИС (FPGA) и подготовка кода C++ для переноса на процессорное ядро ARM.</w:t>
+            </w:r>
+          </w:p>
+        </w:tc>
+        <w:tc>
+          <w:tcPr>
+            <w:tcW w:w="1505" w:type="dxa"/>
+            <w:vAlign w:val="center"/>
+          </w:tcPr>
+          <w:p>
+            <w:pPr>
+              <w:jc w:val="center"/>
+              <w:rPr>
+                <w:rFonts w:ascii="Times New Roman" w:hAnsi="Times New Roman" w:cs="Times New Roman"/>
+                <w:sz w:val="24"/>
+                <w:szCs w:val="24"/>
+              </w:rPr>
+            </w:pPr>
+            <w:r>
+              <w:rPr>
+                <w:rFonts w:ascii="Times New Roman" w:hAnsi="Times New Roman" w:cs="Times New Roman"/>
+                <w:sz w:val="24"/>
+                <w:szCs w:val="24"/>
+              </w:rPr>
+              <w:t xml:space="preserve">13 </w:t>
             </w:r>
             <w:proofErr w:type="spellStart"/>
             <w:r>
@@ -1800,7 +1704,7 @@
       <w:tr>
         <w:tc>
           <w:tcPr>
-            <w:tcW w:w="562" w:type="dxa"/>
+            <w:tcW w:w="561" w:type="dxa"/>
             <w:vAlign w:val="center"/>
           </w:tcPr>
           <w:p>
@@ -1824,65 +1728,49 @@
         </w:tc>
         <w:tc>
           <w:tcPr>
-            <w:tcW w:w="7341" w:type="dxa"/>
-            <w:vAlign w:val="center"/>
-          </w:tcPr>
-          <w:p>
-            <w:pPr>
-              <w:jc w:val="center"/>
-              <w:rPr>
-                <w:rFonts w:ascii="Times New Roman" w:hAnsi="Times New Roman" w:cs="Times New Roman"/>
-                <w:sz w:val="24"/>
-                <w:szCs w:val="24"/>
-              </w:rPr>
-            </w:pPr>
-            <w:r>
-              <w:rPr>
-                <w:rFonts w:ascii="Times New Roman" w:hAnsi="Times New Roman" w:cs="Times New Roman"/>
-                <w:sz w:val="24"/>
-                <w:szCs w:val="24"/>
-              </w:rPr>
-              <w:t>Анализ эффективности разработанного комплекса: оценка скорости сходимости алгоритма ИИ-агента и итогового прироста выходной мощности усилителя.</w:t>
-            </w:r>
-          </w:p>
-        </w:tc>
-        <w:tc>
-          <w:tcPr>
-            <w:tcW w:w="1442" w:type="dxa"/>
-            <w:vAlign w:val="center"/>
-          </w:tcPr>
-          <w:p>
-            <w:pPr>
-              <w:jc w:val="center"/>
-              <w:rPr>
-                <w:rFonts w:ascii="Times New Roman" w:hAnsi="Times New Roman" w:cs="Times New Roman"/>
-                <w:sz w:val="24"/>
-                <w:szCs w:val="24"/>
-              </w:rPr>
-            </w:pPr>
-            <w:r>
-              <w:rPr>
-                <w:rFonts w:ascii="Times New Roman" w:hAnsi="Times New Roman" w:cs="Times New Roman"/>
-                <w:sz w:val="24"/>
-                <w:szCs w:val="24"/>
-              </w:rPr>
-              <w:t>1</w:t>
-            </w:r>
-            <w:r>
-              <w:rPr>
-                <w:rFonts w:ascii="Times New Roman" w:hAnsi="Times New Roman" w:cs="Times New Roman"/>
-                <w:sz w:val="24"/>
-                <w:szCs w:val="24"/>
-              </w:rPr>
-              <w:t>4</w:t>
-            </w:r>
-            <w:r>
-              <w:rPr>
-                <w:rFonts w:ascii="Times New Roman" w:hAnsi="Times New Roman" w:cs="Times New Roman"/>
-                <w:sz w:val="24"/>
-                <w:szCs w:val="24"/>
-              </w:rPr>
-              <w:t xml:space="preserve"> </w:t>
+            <w:tcW w:w="7279" w:type="dxa"/>
+            <w:vAlign w:val="center"/>
+          </w:tcPr>
+          <w:p>
+            <w:pPr>
+              <w:jc w:val="center"/>
+              <w:rPr>
+                <w:rFonts w:ascii="Times New Roman" w:hAnsi="Times New Roman" w:cs="Times New Roman"/>
+                <w:sz w:val="24"/>
+                <w:szCs w:val="24"/>
+              </w:rPr>
+            </w:pPr>
+            <w:r>
+              <w:rPr>
+                <w:rFonts w:ascii="Times New Roman" w:hAnsi="Times New Roman" w:cs="Times New Roman"/>
+                <w:sz w:val="24"/>
+                <w:szCs w:val="24"/>
+              </w:rPr>
+              <w:t>Систематизация полученных экспериментальных данных, построение графиков сходимости контуров слежения.</w:t>
+            </w:r>
+          </w:p>
+        </w:tc>
+        <w:tc>
+          <w:tcPr>
+            <w:tcW w:w="1505" w:type="dxa"/>
+            <w:vAlign w:val="center"/>
+          </w:tcPr>
+          <w:p>
+            <w:pPr>
+              <w:jc w:val="center"/>
+              <w:rPr>
+                <w:rFonts w:ascii="Times New Roman" w:hAnsi="Times New Roman" w:cs="Times New Roman"/>
+                <w:sz w:val="24"/>
+                <w:szCs w:val="24"/>
+              </w:rPr>
+            </w:pPr>
+            <w:r>
+              <w:rPr>
+                <w:rFonts w:ascii="Times New Roman" w:hAnsi="Times New Roman" w:cs="Times New Roman"/>
+                <w:sz w:val="24"/>
+                <w:szCs w:val="24"/>
+              </w:rPr>
+              <w:t xml:space="preserve">14 </w:t>
             </w:r>
             <w:proofErr w:type="spellStart"/>
             <w:r>
@@ -1900,7 +1788,7 @@
       <w:tr>
         <w:tc>
           <w:tcPr>
-            <w:tcW w:w="562" w:type="dxa"/>
+            <w:tcW w:w="561" w:type="dxa"/>
             <w:vAlign w:val="center"/>
           </w:tcPr>
           <w:p>
@@ -1924,7 +1812,7 @@
         </w:tc>
         <w:tc>
           <w:tcPr>
-            <w:tcW w:w="7341" w:type="dxa"/>
+            <w:tcW w:w="7279" w:type="dxa"/>
             <w:vAlign w:val="center"/>
           </w:tcPr>
           <w:p>
@@ -1948,7 +1836,7 @@
         </w:tc>
         <w:tc>
           <w:tcPr>
-            <w:tcW w:w="1442" w:type="dxa"/>
+            <w:tcW w:w="1505" w:type="dxa"/>
             <w:vAlign w:val="center"/>
           </w:tcPr>
           <w:p>
@@ -2000,7 +1888,7 @@
     </w:tbl>
     <w:p>
       <w:pPr>
-        <w:pStyle w:val="a4"/>
+        <w:pStyle w:val="NormalWeb"/>
         <w:spacing w:before="0" w:beforeAutospacing="0" w:after="0" w:afterAutospacing="0"/>
         <w:rPr>
           <w:bCs/>
@@ -2009,7 +1897,7 @@
     </w:p>
     <w:tbl>
       <w:tblPr>
-        <w:tblStyle w:val="a3"/>
+        <w:tblStyle w:val="TableGrid"/>
         <w:tblW w:w="0" w:type="auto"/>
         <w:tblBorders>
           <w:top w:val="none" w:sz="0" w:space="0" w:color="auto"/>
@@ -2033,7 +1921,7 @@
           </w:tcPr>
           <w:p>
             <w:pPr>
-              <w:pStyle w:val="a4"/>
+              <w:pStyle w:val="NormalWeb"/>
               <w:spacing w:before="0" w:beforeAutospacing="0" w:after="0" w:afterAutospacing="0" w:line="360" w:lineRule="auto"/>
               <w:rPr>
                 <w:bCs/>
@@ -2062,7 +1950,7 @@
           </w:tcPr>
           <w:p>
             <w:pPr>
-              <w:pStyle w:val="a4"/>
+              <w:pStyle w:val="NormalWeb"/>
               <w:spacing w:before="0" w:beforeAutospacing="0" w:after="0" w:afterAutospacing="0" w:line="360" w:lineRule="auto"/>
               <w:rPr>
                 <w:bCs/>
@@ -2077,7 +1965,7 @@
           </w:tcPr>
           <w:p>
             <w:pPr>
-              <w:pStyle w:val="a4"/>
+              <w:pStyle w:val="NormalWeb"/>
               <w:spacing w:before="0" w:beforeAutospacing="0" w:after="0" w:afterAutospacing="0" w:line="360" w:lineRule="auto"/>
               <w:jc w:val="center"/>
               <w:rPr>
@@ -2085,13 +1973,19 @@
               </w:rPr>
             </w:pPr>
             <w:r>
-              <w:t xml:space="preserve">Р.С. </w:t>
-            </w:r>
-            <w:r>
-              <w:rPr>
-                <w:bCs/>
-              </w:rPr>
-              <w:t>Емельянов</w:t>
+              <w:t>И</w:t>
+            </w:r>
+            <w:r>
+              <w:t>.</w:t>
+            </w:r>
+            <w:r>
+              <w:t>А</w:t>
+            </w:r>
+            <w:r>
+              <w:t xml:space="preserve">. </w:t>
+            </w:r>
+            <w:r>
+              <w:t>Мартыненко</w:t>
             </w:r>
           </w:p>
         </w:tc>
@@ -2103,7 +1997,7 @@
           </w:tcPr>
           <w:p>
             <w:pPr>
-              <w:pStyle w:val="a4"/>
+              <w:pStyle w:val="NormalWeb"/>
               <w:spacing w:before="0" w:beforeAutospacing="0" w:after="0" w:afterAutospacing="0" w:line="360" w:lineRule="auto"/>
               <w:rPr>
                 <w:bCs/>
@@ -2127,7 +2021,7 @@
           </w:tcPr>
           <w:p>
             <w:pPr>
-              <w:pStyle w:val="a4"/>
+              <w:pStyle w:val="NormalWeb"/>
               <w:spacing w:before="0" w:beforeAutospacing="0" w:after="0" w:afterAutospacing="0" w:line="360" w:lineRule="auto"/>
               <w:rPr>
                 <w:bCs/>
@@ -2143,7 +2037,7 @@
           </w:tcPr>
           <w:p>
             <w:pPr>
-              <w:pStyle w:val="a4"/>
+              <w:pStyle w:val="NormalWeb"/>
               <w:spacing w:before="0" w:beforeAutospacing="0" w:after="0" w:afterAutospacing="0" w:line="360" w:lineRule="auto"/>
               <w:jc w:val="center"/>
               <w:rPr>
@@ -2163,7 +2057,7 @@
           </w:tcPr>
           <w:p>
             <w:pPr>
-              <w:pStyle w:val="a4"/>
+              <w:pStyle w:val="NormalWeb"/>
               <w:spacing w:before="0" w:beforeAutospacing="0" w:after="0" w:afterAutospacing="0" w:line="360" w:lineRule="auto"/>
               <w:rPr>
                 <w:bCs/>
@@ -2173,6 +2067,7 @@
               <w:rPr>
                 <w:bCs/>
               </w:rPr>
+              <w:lastRenderedPageBreak/>
               <w:t>Доцент каф. РЭКС</w:t>
             </w:r>
           </w:p>
@@ -2186,7 +2081,7 @@
           </w:tcPr>
           <w:p>
             <w:pPr>
-              <w:pStyle w:val="a4"/>
+              <w:pStyle w:val="NormalWeb"/>
               <w:spacing w:before="0" w:beforeAutospacing="0" w:after="0" w:afterAutospacing="0" w:line="360" w:lineRule="auto"/>
               <w:rPr>
                 <w:bCs/>
@@ -2201,7 +2096,7 @@
           </w:tcPr>
           <w:p>
             <w:pPr>
-              <w:pStyle w:val="a4"/>
+              <w:pStyle w:val="NormalWeb"/>
               <w:spacing w:before="0" w:beforeAutospacing="0" w:after="0" w:afterAutospacing="0" w:line="360" w:lineRule="auto"/>
               <w:rPr>
                 <w:bCs/>
@@ -2213,7 +2108,7 @@
     </w:tbl>
     <w:p>
       <w:pPr>
-        <w:pStyle w:val="a4"/>
+        <w:pStyle w:val="NormalWeb"/>
         <w:spacing w:before="0" w:beforeAutospacing="0" w:after="0" w:afterAutospacing="0" w:line="360" w:lineRule="auto"/>
         <w:rPr>
           <w:bCs/>
@@ -2231,7 +2126,7 @@
 </file>
 
 <file path=word/styles.xml><?xml version="1.0" encoding="utf-8"?>
-<w:styles xmlns:mc="http://schemas.openxmlformats.org/markup-compatibility/2006" xmlns:r="http://schemas.openxmlformats.org/officeDocument/2006/relationships" xmlns:w="http://schemas.openxmlformats.org/wordprocessingml/2006/main" xmlns:w14="http://schemas.microsoft.com/office/word/2010/wordml" xmlns:w15="http://schemas.microsoft.com/office/word/2012/wordml" mc:Ignorable="w14 w15">
+<w:styles xmlns:mc="http://schemas.openxmlformats.org/markup-compatibility/2006" xmlns:r="http://schemas.openxmlformats.org/officeDocument/2006/relationships" xmlns:w="http://schemas.openxmlformats.org/wordprocessingml/2006/main" xmlns:w14="http://schemas.microsoft.com/office/word/2010/wordml" xmlns:w15="http://schemas.microsoft.com/office/word/2012/wordml" xmlns:w16cex="http://schemas.microsoft.com/office/word/2018/wordml/cex" xmlns:w16cid="http://schemas.microsoft.com/office/word/2016/wordml/cid" xmlns:w16="http://schemas.microsoft.com/office/word/2018/wordml" xmlns:w16sdtdh="http://schemas.microsoft.com/office/word/2020/wordml/sdtdatahash" xmlns:w16se="http://schemas.microsoft.com/office/word/2015/wordml/symex" mc:Ignorable="w14 w15 w16se w16cid w16 w16cex w16sdtdh">
   <w:docDefaults>
     <w:rPrDefault>
       <w:rPr>
@@ -2247,7 +2142,7 @@
       </w:pPr>
     </w:pPrDefault>
   </w:docDefaults>
-  <w:latentStyles w:defLockedState="0" w:defUIPriority="99" w:defSemiHidden="0" w:defUnhideWhenUsed="0" w:defQFormat="0" w:count="371">
+  <w:latentStyles w:defLockedState="0" w:defUIPriority="99" w:defSemiHidden="0" w:defUnhideWhenUsed="0" w:defQFormat="0" w:count="376">
     <w:lsdException w:name="Normal" w:uiPriority="0" w:qFormat="1"/>
     <w:lsdException w:name="heading 1" w:uiPriority="9" w:qFormat="1"/>
     <w:lsdException w:name="heading 2" w:semiHidden="1" w:uiPriority="9" w:unhideWhenUsed="1" w:qFormat="1"/>
@@ -2353,7 +2248,6 @@
     <w:lsdException w:name="HTML Sample" w:semiHidden="1" w:unhideWhenUsed="1"/>
     <w:lsdException w:name="HTML Typewriter" w:semiHidden="1" w:unhideWhenUsed="1"/>
     <w:lsdException w:name="HTML Variable" w:semiHidden="1" w:unhideWhenUsed="1"/>
-    <w:lsdException w:name="Normal Table" w:semiHidden="1" w:unhideWhenUsed="1"/>
     <w:lsdException w:name="annotation subject" w:semiHidden="1" w:unhideWhenUsed="1"/>
     <w:lsdException w:name="No List" w:semiHidden="1" w:unhideWhenUsed="1"/>
     <w:lsdException w:name="Outline List 1" w:semiHidden="1" w:unhideWhenUsed="1"/>
@@ -2396,11 +2290,8 @@
     <w:lsdException w:name="Table Contemporary" w:semiHidden="1" w:unhideWhenUsed="1"/>
     <w:lsdException w:name="Table Elegant" w:semiHidden="1" w:unhideWhenUsed="1"/>
     <w:lsdException w:name="Table Professional" w:semiHidden="1" w:unhideWhenUsed="1"/>
-    <w:lsdException w:name="Table Subtle 1" w:semiHidden="1" w:unhideWhenUsed="1"/>
     <w:lsdException w:name="Table Subtle 2" w:semiHidden="1" w:unhideWhenUsed="1"/>
     <w:lsdException w:name="Table Web 1" w:semiHidden="1" w:unhideWhenUsed="1"/>
-    <w:lsdException w:name="Table Web 2" w:semiHidden="1" w:unhideWhenUsed="1"/>
-    <w:lsdException w:name="Table Web 3" w:semiHidden="1" w:unhideWhenUsed="1"/>
     <w:lsdException w:name="Balloon Text" w:semiHidden="1" w:unhideWhenUsed="1"/>
     <w:lsdException w:name="Table Grid" w:uiPriority="39"/>
     <w:lsdException w:name="Table Theme" w:semiHidden="1" w:unhideWhenUsed="1"/>
@@ -2619,18 +2510,23 @@
     <w:lsdException w:name="List Table 5 Dark Accent 6" w:uiPriority="50"/>
     <w:lsdException w:name="List Table 6 Colorful Accent 6" w:uiPriority="51"/>
     <w:lsdException w:name="List Table 7 Colorful Accent 6" w:uiPriority="52"/>
+    <w:lsdException w:name="Mention" w:semiHidden="1" w:unhideWhenUsed="1"/>
+    <w:lsdException w:name="Smart Hyperlink" w:semiHidden="1" w:unhideWhenUsed="1"/>
+    <w:lsdException w:name="Hashtag" w:semiHidden="1" w:unhideWhenUsed="1"/>
+    <w:lsdException w:name="Unresolved Mention" w:semiHidden="1" w:unhideWhenUsed="1"/>
+    <w:lsdException w:name="Smart Link" w:semiHidden="1" w:unhideWhenUsed="1"/>
   </w:latentStyles>
-  <w:style w:type="paragraph" w:default="1" w:styleId="a">
+  <w:style w:type="paragraph" w:default="1" w:styleId="Normal">
     <w:name w:val="Normal"/>
     <w:qFormat/>
   </w:style>
-  <w:style w:type="character" w:default="1" w:styleId="a0">
+  <w:style w:type="character" w:default="1" w:styleId="DefaultParagraphFont">
     <w:name w:val="Default Paragraph Font"/>
     <w:uiPriority w:val="1"/>
     <w:semiHidden/>
     <w:unhideWhenUsed/>
   </w:style>
-  <w:style w:type="table" w:default="1" w:styleId="a1">
+  <w:style w:type="table" w:default="1" w:styleId="TableNormal">
     <w:name w:val="Normal Table"/>
     <w:uiPriority w:val="99"/>
     <w:semiHidden/>
@@ -2645,15 +2541,15 @@
       </w:tblCellMar>
     </w:tblPr>
   </w:style>
-  <w:style w:type="numbering" w:default="1" w:styleId="a2">
+  <w:style w:type="numbering" w:default="1" w:styleId="NoList">
     <w:name w:val="No List"/>
     <w:uiPriority w:val="99"/>
     <w:semiHidden/>
     <w:unhideWhenUsed/>
   </w:style>
-  <w:style w:type="table" w:styleId="a3">
+  <w:style w:type="table" w:styleId="TableGrid">
     <w:name w:val="Table Grid"/>
-    <w:basedOn w:val="a1"/>
+    <w:basedOn w:val="TableNormal"/>
     <w:uiPriority w:val="39"/>
     <w:rsid w:val="003234CA"/>
     <w:pPr>
@@ -2670,9 +2566,9 @@
       </w:tblBorders>
     </w:tblPr>
   </w:style>
-  <w:style w:type="character" w:styleId="HTML">
+  <w:style w:type="character" w:styleId="HTMLCode">
     <w:name w:val="HTML Code"/>
-    <w:basedOn w:val="a0"/>
+    <w:basedOn w:val="DefaultParagraphFont"/>
     <w:uiPriority w:val="99"/>
     <w:semiHidden/>
     <w:unhideWhenUsed/>
@@ -2683,9 +2579,9 @@
       <w:szCs w:val="20"/>
     </w:rPr>
   </w:style>
-  <w:style w:type="paragraph" w:styleId="a4">
+  <w:style w:type="paragraph" w:styleId="NormalWeb">
     <w:name w:val="Normal (Web)"/>
-    <w:basedOn w:val="a"/>
+    <w:basedOn w:val="Normal"/>
     <w:uiPriority w:val="99"/>
     <w:unhideWhenUsed/>
     <w:rsid w:val="003234CA"/>
